--- a/Dokumentace/BES0057_KAS0249_SLI0123_PRII.docx
+++ b/Dokumentace/BES0057_KAS0249_SLI0123_PRII.docx
@@ -1,6 +1,6 @@
 
 <file path=word/document.xml><?xml version="1.0" encoding="utf-8"?>
-<w:document xmlns:wpc="http://schemas.microsoft.com/office/word/2010/wordprocessingCanvas" xmlns:cx="http://schemas.microsoft.com/office/drawing/2014/chartex" xmlns:cx1="http://schemas.microsoft.com/office/drawing/2015/9/8/chartex" xmlns:cx2="http://schemas.microsoft.com/office/drawing/2015/10/21/chartex" xmlns:cx3="http://schemas.microsoft.com/office/drawing/2016/5/9/chartex" xmlns:cx4="http://schemas.microsoft.com/office/drawing/2016/5/10/chartex" xmlns:cx5="http://schemas.microsoft.com/office/drawing/2016/5/11/chartex" xmlns:cx6="http://schemas.microsoft.com/office/drawing/2016/5/12/chartex" xmlns:cx7="http://schemas.microsoft.com/office/drawing/2016/5/13/chartex" xmlns:cx8="http://schemas.microsoft.com/office/drawing/2016/5/14/chartex" xmlns:mc="http://schemas.openxmlformats.org/markup-compatibility/2006" xmlns:aink="http://schemas.microsoft.com/office/drawing/2016/ink" xmlns:am3d="http://schemas.microsoft.com/office/drawing/2017/model3d" xmlns:o="urn:schemas-microsoft-com:office:office" xmlns:oel="http://schemas.microsoft.com/office/2019/extlst" xmlns:r="http://schemas.openxmlformats.org/officeDocument/2006/relationships" xmlns:m="http://schemas.openxmlformats.org/officeDocument/2006/math" xmlns:v="urn:schemas-microsoft-com:vml" xmlns:wp14="http://schemas.microsoft.com/office/word/2010/wordprocessingDrawing" xmlns:wp="http://schemas.openxmlformats.org/drawingml/2006/wordprocessingDrawing" xmlns:w10="urn:schemas-microsoft-com:office:word" xmlns:w="http://schemas.openxmlformats.org/wordprocessingml/2006/main" xmlns:w14="http://schemas.microsoft.com/office/word/2010/wordml" xmlns:w15="http://schemas.microsoft.com/office/word/2012/wordml" xmlns:w16cex="http://schemas.microsoft.com/office/word/2018/wordml/cex" xmlns:w16cid="http://schemas.microsoft.com/office/word/2016/wordml/cid" xmlns:w16="http://schemas.microsoft.com/office/word/2018/wordml" xmlns:w16du="http://schemas.microsoft.com/office/word/2023/wordml/word16du" xmlns:w16sdtdh="http://schemas.microsoft.com/office/word/2020/wordml/sdtdatahash" xmlns:w16se="http://schemas.microsoft.com/office/word/2015/wordml/symex" xmlns:wpg="http://schemas.microsoft.com/office/word/2010/wordprocessingGroup" xmlns:wpi="http://schemas.microsoft.com/office/word/2010/wordprocessingInk" xmlns:wne="http://schemas.microsoft.com/office/word/2006/wordml" xmlns:wps="http://schemas.microsoft.com/office/word/2010/wordprocessingShape" mc:Ignorable="w14 w15 w16se w16cid w16 w16cex w16sdtdh w16du wp14">
+<w:document xmlns:wpc="http://schemas.microsoft.com/office/word/2010/wordprocessingCanvas" xmlns:cx="http://schemas.microsoft.com/office/drawing/2014/chartex" xmlns:cx1="http://schemas.microsoft.com/office/drawing/2015/9/8/chartex" xmlns:cx2="http://schemas.microsoft.com/office/drawing/2015/10/21/chartex" xmlns:cx3="http://schemas.microsoft.com/office/drawing/2016/5/9/chartex" xmlns:cx4="http://schemas.microsoft.com/office/drawing/2016/5/10/chartex" xmlns:cx5="http://schemas.microsoft.com/office/drawing/2016/5/11/chartex" xmlns:cx6="http://schemas.microsoft.com/office/drawing/2016/5/12/chartex" xmlns:cx7="http://schemas.microsoft.com/office/drawing/2016/5/13/chartex" xmlns:cx8="http://schemas.microsoft.com/office/drawing/2016/5/14/chartex" xmlns:mc="http://schemas.openxmlformats.org/markup-compatibility/2006" xmlns:aink="http://schemas.microsoft.com/office/drawing/2016/ink" xmlns:am3d="http://schemas.microsoft.com/office/drawing/2017/model3d" xmlns:o="urn:schemas-microsoft-com:office:office" xmlns:oel="http://schemas.microsoft.com/office/2019/extlst" xmlns:r="http://schemas.openxmlformats.org/officeDocument/2006/relationships" xmlns:m="http://schemas.openxmlformats.org/officeDocument/2006/math" xmlns:v="urn:schemas-microsoft-com:vml" xmlns:wp14="http://schemas.microsoft.com/office/word/2010/wordprocessingDrawing" xmlns:wp="http://schemas.openxmlformats.org/drawingml/2006/wordprocessingDrawing" xmlns:w10="urn:schemas-microsoft-com:office:word" xmlns:w="http://schemas.openxmlformats.org/wordprocessingml/2006/main" xmlns:w14="http://schemas.microsoft.com/office/word/2010/wordml" xmlns:w15="http://schemas.microsoft.com/office/word/2012/wordml" xmlns:w16cex="http://schemas.microsoft.com/office/word/2018/wordml/cex" xmlns:w16cid="http://schemas.microsoft.com/office/word/2016/wordml/cid" xmlns:w16="http://schemas.microsoft.com/office/word/2018/wordml" xmlns:w16du="http://schemas.microsoft.com/office/word/2023/wordml/word16du" xmlns:w16sdtdh="http://schemas.microsoft.com/office/word/2020/wordml/sdtdatahash" xmlns:w16sdtfl="http://schemas.microsoft.com/office/word/2024/wordml/sdtformatlock" xmlns:w16se="http://schemas.microsoft.com/office/word/2015/wordml/symex" xmlns:wpg="http://schemas.microsoft.com/office/word/2010/wordprocessingGroup" xmlns:wpi="http://schemas.microsoft.com/office/word/2010/wordprocessingInk" xmlns:wne="http://schemas.microsoft.com/office/word/2006/wordml" xmlns:wps="http://schemas.microsoft.com/office/word/2010/wordprocessingShape" mc:Ignorable="w14 w15 w16se w16cid w16 w16cex w16sdtdh w16sdtfl w16du wp14">
   <w:body>
     <w:p>
       <w:pPr>
@@ -187,23 +187,19 @@
     <w:p/>
     <w:p>
       <w:pPr>
-        <w:pStyle w:val="Nzev"/>
-        <w:pBdr>
-          <w:between w:val="single" w:sz="4" w:space="1" w:color="auto"/>
-        </w:pBdr>
-        <w:shd w:val="clear" w:color="auto" w:fill="E7E6E6" w:themeFill="background2"/>
         <w:jc w:val="center"/>
+      </w:pPr>
+      <w:r>
         <w:rPr>
+          <w:rFonts w:asciiTheme="majorHAnsi" w:eastAsiaTheme="majorEastAsia" w:hAnsiTheme="majorHAnsi" w:cstheme="majorBidi"/>
           <w:b/>
           <w:bCs/>
+          <w:spacing w:val="-10"/>
+          <w:kern w:val="28"/>
+          <w:sz w:val="56"/>
+          <w:szCs w:val="56"/>
         </w:rPr>
-      </w:pPr>
-      <w:r>
-        <w:rPr>
-          <w:b/>
-          <w:bCs/>
-        </w:rPr>
-        <w:t>Název projektu</w:t>
+        <w:t>Integrace osvětlení robota klavíristy</w:t>
       </w:r>
     </w:p>
     <w:p/>
@@ -214,7 +210,6 @@
     <w:p/>
     <w:p/>
     <w:p/>
-    <w:p/>
     <w:p>
       <w:pPr>
         <w:rPr>
@@ -261,6 +256,13 @@
           <w:sz w:val="28"/>
           <w:szCs w:val="28"/>
         </w:rPr>
+        <w:t>7.12.2025</w:t>
+      </w:r>
+      <w:r>
+        <w:rPr>
+          <w:sz w:val="28"/>
+          <w:szCs w:val="28"/>
+        </w:rPr>
         <w:tab/>
       </w:r>
     </w:p>
@@ -295,6 +297,43 @@
           <w:szCs w:val="28"/>
         </w:rPr>
         <w:tab/>
+      </w:r>
+      <w:r>
+        <w:rPr>
+          <w:sz w:val="28"/>
+          <w:szCs w:val="28"/>
+        </w:rPr>
+        <w:t xml:space="preserve">Dalibor Slíva SLI0123, </w:t>
+      </w:r>
+      <w:r>
+        <w:rPr>
+          <w:sz w:val="28"/>
+          <w:szCs w:val="28"/>
+        </w:rPr>
+        <w:t xml:space="preserve">Jan </w:t>
+      </w:r>
+      <w:proofErr w:type="spellStart"/>
+      <w:r>
+        <w:rPr>
+          <w:sz w:val="28"/>
+          <w:szCs w:val="28"/>
+        </w:rPr>
+        <w:t>Besta</w:t>
+      </w:r>
+      <w:proofErr w:type="spellEnd"/>
+      <w:r>
+        <w:rPr>
+          <w:sz w:val="28"/>
+          <w:szCs w:val="28"/>
+        </w:rPr>
+        <w:t xml:space="preserve"> BES0057</w:t>
+      </w:r>
+      <w:r>
+        <w:rPr>
+          <w:sz w:val="28"/>
+          <w:szCs w:val="28"/>
+        </w:rPr>
+        <w:t>, František Kaštovský KAS0249</w:t>
       </w:r>
     </w:p>
     <w:p/>
@@ -1686,6 +1725,7 @@
         <w:pStyle w:val="Nadpis1"/>
       </w:pPr>
       <w:r>
+        <w:lastRenderedPageBreak/>
         <w:t>Plovoucí objekty</w:t>
       </w:r>
       <w:bookmarkEnd w:id="6"/>
@@ -1707,6 +1747,9 @@
         <w:jc w:val="center"/>
       </w:pPr>
       <w:r>
+        <w:rPr>
+          <w:noProof/>
+        </w:rPr>
         <w:drawing>
           <wp:inline distT="0" distB="0" distL="0" distR="0" wp14:anchorId="304313A2" wp14:editId="370B3187">
             <wp:extent cx="1238250" cy="1308719"/>
@@ -1752,14 +1795,27 @@
       <w:r>
         <w:t xml:space="preserve">Obr. </w:t>
       </w:r>
-      <w:fldSimple w:instr=" SEQ Obr. \* ARABIC ">
-        <w:r>
-          <w:rPr>
-            <w:noProof/>
-          </w:rPr>
-          <w:t>1</w:t>
-        </w:r>
-      </w:fldSimple>
+      <w:r>
+        <w:fldChar w:fldCharType="begin"/>
+      </w:r>
+      <w:r>
+        <w:instrText xml:space="preserve"> SEQ Obr. \* ARABIC </w:instrText>
+      </w:r>
+      <w:r>
+        <w:fldChar w:fldCharType="separate"/>
+      </w:r>
+      <w:r>
+        <w:rPr>
+          <w:noProof/>
+        </w:rPr>
+        <w:t>1</w:t>
+      </w:r>
+      <w:r>
+        <w:rPr>
+          <w:noProof/>
+        </w:rPr>
+        <w:fldChar w:fldCharType="end"/>
+      </w:r>
       <w:r>
         <w:t xml:space="preserve"> Popis obrázku</w:t>
       </w:r>
@@ -1791,14 +1847,27 @@
       <w:r>
         <w:t xml:space="preserve">Tab.  </w:t>
       </w:r>
-      <w:fldSimple w:instr=" SEQ Tab._ \* ARABIC ">
-        <w:r>
-          <w:rPr>
-            <w:noProof/>
-          </w:rPr>
-          <w:t>1</w:t>
-        </w:r>
-      </w:fldSimple>
+      <w:r>
+        <w:fldChar w:fldCharType="begin"/>
+      </w:r>
+      <w:r>
+        <w:instrText xml:space="preserve"> SEQ Tab._ \* ARABIC </w:instrText>
+      </w:r>
+      <w:r>
+        <w:fldChar w:fldCharType="separate"/>
+      </w:r>
+      <w:r>
+        <w:rPr>
+          <w:noProof/>
+        </w:rPr>
+        <w:t>1</w:t>
+      </w:r>
+      <w:r>
+        <w:rPr>
+          <w:noProof/>
+        </w:rPr>
+        <w:fldChar w:fldCharType="end"/>
+      </w:r>
       <w:r>
         <w:t xml:space="preserve"> Popis tabulky</w:t>
       </w:r>
@@ -1858,14 +1927,7 @@
                 <w:b/>
                 <w:bCs/>
               </w:rPr>
-              <w:t>Popis s</w:t>
-            </w:r>
-            <w:r>
-              <w:rPr>
-                <w:b/>
-                <w:bCs/>
-              </w:rPr>
-              <w:t>loupec 1</w:t>
+              <w:t>Popis sloupec 1</w:t>
             </w:r>
           </w:p>
         </w:tc>
@@ -1891,14 +1953,7 @@
                 <w:b/>
                 <w:bCs/>
               </w:rPr>
-              <w:t xml:space="preserve">Popis sloupec </w:t>
-            </w:r>
-            <w:r>
-              <w:rPr>
-                <w:b/>
-                <w:bCs/>
-              </w:rPr>
-              <w:t>2</w:t>
+              <w:t>Popis sloupec 2</w:t>
             </w:r>
           </w:p>
         </w:tc>
@@ -1924,14 +1979,7 @@
                 <w:b/>
                 <w:bCs/>
               </w:rPr>
-              <w:t xml:space="preserve">Popis sloupec </w:t>
-            </w:r>
-            <w:r>
-              <w:rPr>
-                <w:b/>
-                <w:bCs/>
-              </w:rPr>
-              <w:t>3</w:t>
+              <w:t>Popis sloupec 3</w:t>
             </w:r>
           </w:p>
         </w:tc>
@@ -2295,23 +2343,7 @@
                     <w:rFonts w:ascii="Calibri" w:eastAsia="Times New Roman" w:hAnsi="Calibri" w:cs="Calibri"/>
                     <w:color w:val="000000"/>
                   </w:rPr>
-                  <w:t xml:space="preserve">. Praha: </w:t>
-                </w:r>
-                <w:proofErr w:type="gramStart"/>
-                <w:r>
-                  <w:rPr>
-                    <w:rFonts w:ascii="Calibri" w:eastAsia="Times New Roman" w:hAnsi="Calibri" w:cs="Calibri"/>
-                    <w:color w:val="000000"/>
-                  </w:rPr>
-                  <w:t>BEN - technická</w:t>
-                </w:r>
-                <w:proofErr w:type="gramEnd"/>
-                <w:r>
-                  <w:rPr>
-                    <w:rFonts w:ascii="Calibri" w:eastAsia="Times New Roman" w:hAnsi="Calibri" w:cs="Calibri"/>
-                    <w:color w:val="000000"/>
-                  </w:rPr>
-                  <w:t xml:space="preserve"> literatura, 2005. ISBN 80-7300-087-3. </w:t>
+                  <w:t xml:space="preserve">. Praha: BEN - technická literatura, 2005. ISBN 80-7300-087-3. </w:t>
                 </w:r>
               </w:p>
             </w:tc>
@@ -2339,7 +2371,7 @@
 </file>
 
 <file path=word/endnotes.xml><?xml version="1.0" encoding="utf-8"?>
-<w:endnotes xmlns:wpc="http://schemas.microsoft.com/office/word/2010/wordprocessingCanvas" xmlns:cx="http://schemas.microsoft.com/office/drawing/2014/chartex" xmlns:cx1="http://schemas.microsoft.com/office/drawing/2015/9/8/chartex" xmlns:cx2="http://schemas.microsoft.com/office/drawing/2015/10/21/chartex" xmlns:cx3="http://schemas.microsoft.com/office/drawing/2016/5/9/chartex" xmlns:cx4="http://schemas.microsoft.com/office/drawing/2016/5/10/chartex" xmlns:cx5="http://schemas.microsoft.com/office/drawing/2016/5/11/chartex" xmlns:cx6="http://schemas.microsoft.com/office/drawing/2016/5/12/chartex" xmlns:cx7="http://schemas.microsoft.com/office/drawing/2016/5/13/chartex" xmlns:cx8="http://schemas.microsoft.com/office/drawing/2016/5/14/chartex" xmlns:mc="http://schemas.openxmlformats.org/markup-compatibility/2006" xmlns:aink="http://schemas.microsoft.com/office/drawing/2016/ink" xmlns:am3d="http://schemas.microsoft.com/office/drawing/2017/model3d" xmlns:o="urn:schemas-microsoft-com:office:office" xmlns:oel="http://schemas.microsoft.com/office/2019/extlst" xmlns:r="http://schemas.openxmlformats.org/officeDocument/2006/relationships" xmlns:m="http://schemas.openxmlformats.org/officeDocument/2006/math" xmlns:v="urn:schemas-microsoft-com:vml" xmlns:wp14="http://schemas.microsoft.com/office/word/2010/wordprocessingDrawing" xmlns:wp="http://schemas.openxmlformats.org/drawingml/2006/wordprocessingDrawing" xmlns:w10="urn:schemas-microsoft-com:office:word" xmlns:w="http://schemas.openxmlformats.org/wordprocessingml/2006/main" xmlns:w14="http://schemas.microsoft.com/office/word/2010/wordml" xmlns:w15="http://schemas.microsoft.com/office/word/2012/wordml" xmlns:w16cex="http://schemas.microsoft.com/office/word/2018/wordml/cex" xmlns:w16cid="http://schemas.microsoft.com/office/word/2016/wordml/cid" xmlns:w16="http://schemas.microsoft.com/office/word/2018/wordml" xmlns:w16du="http://schemas.microsoft.com/office/word/2023/wordml/word16du" xmlns:w16sdtdh="http://schemas.microsoft.com/office/word/2020/wordml/sdtdatahash" xmlns:w16se="http://schemas.microsoft.com/office/word/2015/wordml/symex" xmlns:wpg="http://schemas.microsoft.com/office/word/2010/wordprocessingGroup" xmlns:wpi="http://schemas.microsoft.com/office/word/2010/wordprocessingInk" xmlns:wne="http://schemas.microsoft.com/office/word/2006/wordml" xmlns:wps="http://schemas.microsoft.com/office/word/2010/wordprocessingShape" mc:Ignorable="w14 w15 w16se w16cid w16 w16cex w16sdtdh w16du wp14">
+<w:endnotes xmlns:wpc="http://schemas.microsoft.com/office/word/2010/wordprocessingCanvas" xmlns:cx="http://schemas.microsoft.com/office/drawing/2014/chartex" xmlns:cx1="http://schemas.microsoft.com/office/drawing/2015/9/8/chartex" xmlns:cx2="http://schemas.microsoft.com/office/drawing/2015/10/21/chartex" xmlns:cx3="http://schemas.microsoft.com/office/drawing/2016/5/9/chartex" xmlns:cx4="http://schemas.microsoft.com/office/drawing/2016/5/10/chartex" xmlns:cx5="http://schemas.microsoft.com/office/drawing/2016/5/11/chartex" xmlns:cx6="http://schemas.microsoft.com/office/drawing/2016/5/12/chartex" xmlns:cx7="http://schemas.microsoft.com/office/drawing/2016/5/13/chartex" xmlns:cx8="http://schemas.microsoft.com/office/drawing/2016/5/14/chartex" xmlns:mc="http://schemas.openxmlformats.org/markup-compatibility/2006" xmlns:aink="http://schemas.microsoft.com/office/drawing/2016/ink" xmlns:am3d="http://schemas.microsoft.com/office/drawing/2017/model3d" xmlns:o="urn:schemas-microsoft-com:office:office" xmlns:oel="http://schemas.microsoft.com/office/2019/extlst" xmlns:r="http://schemas.openxmlformats.org/officeDocument/2006/relationships" xmlns:m="http://schemas.openxmlformats.org/officeDocument/2006/math" xmlns:v="urn:schemas-microsoft-com:vml" xmlns:wp14="http://schemas.microsoft.com/office/word/2010/wordprocessingDrawing" xmlns:wp="http://schemas.openxmlformats.org/drawingml/2006/wordprocessingDrawing" xmlns:w10="urn:schemas-microsoft-com:office:word" xmlns:w="http://schemas.openxmlformats.org/wordprocessingml/2006/main" xmlns:w14="http://schemas.microsoft.com/office/word/2010/wordml" xmlns:w15="http://schemas.microsoft.com/office/word/2012/wordml" xmlns:w16cex="http://schemas.microsoft.com/office/word/2018/wordml/cex" xmlns:w16cid="http://schemas.microsoft.com/office/word/2016/wordml/cid" xmlns:w16="http://schemas.microsoft.com/office/word/2018/wordml" xmlns:w16du="http://schemas.microsoft.com/office/word/2023/wordml/word16du" xmlns:w16sdtdh="http://schemas.microsoft.com/office/word/2020/wordml/sdtdatahash" xmlns:w16sdtfl="http://schemas.microsoft.com/office/word/2024/wordml/sdtformatlock" xmlns:w16se="http://schemas.microsoft.com/office/word/2015/wordml/symex" xmlns:wpg="http://schemas.microsoft.com/office/word/2010/wordprocessingGroup" xmlns:wpi="http://schemas.microsoft.com/office/word/2010/wordprocessingInk" xmlns:wne="http://schemas.microsoft.com/office/word/2006/wordml" xmlns:wps="http://schemas.microsoft.com/office/word/2010/wordprocessingShape" mc:Ignorable="w14 w15 w16se w16cid w16 w16cex w16sdtdh w16sdtfl w16du wp14">
   <w:endnote w:type="separator" w:id="-1">
     <w:p>
       <w:pPr>
@@ -2364,7 +2396,7 @@
 </file>
 
 <file path=word/footer1.xml><?xml version="1.0" encoding="utf-8"?>
-<w:ftr xmlns:wpc="http://schemas.microsoft.com/office/word/2010/wordprocessingCanvas" xmlns:cx="http://schemas.microsoft.com/office/drawing/2014/chartex" xmlns:cx1="http://schemas.microsoft.com/office/drawing/2015/9/8/chartex" xmlns:cx2="http://schemas.microsoft.com/office/drawing/2015/10/21/chartex" xmlns:cx3="http://schemas.microsoft.com/office/drawing/2016/5/9/chartex" xmlns:cx4="http://schemas.microsoft.com/office/drawing/2016/5/10/chartex" xmlns:cx5="http://schemas.microsoft.com/office/drawing/2016/5/11/chartex" xmlns:cx6="http://schemas.microsoft.com/office/drawing/2016/5/12/chartex" xmlns:cx7="http://schemas.microsoft.com/office/drawing/2016/5/13/chartex" xmlns:cx8="http://schemas.microsoft.com/office/drawing/2016/5/14/chartex" xmlns:mc="http://schemas.openxmlformats.org/markup-compatibility/2006" xmlns:aink="http://schemas.microsoft.com/office/drawing/2016/ink" xmlns:am3d="http://schemas.microsoft.com/office/drawing/2017/model3d" xmlns:o="urn:schemas-microsoft-com:office:office" xmlns:oel="http://schemas.microsoft.com/office/2019/extlst" xmlns:r="http://schemas.openxmlformats.org/officeDocument/2006/relationships" xmlns:m="http://schemas.openxmlformats.org/officeDocument/2006/math" xmlns:v="urn:schemas-microsoft-com:vml" xmlns:wp14="http://schemas.microsoft.com/office/word/2010/wordprocessingDrawing" xmlns:wp="http://schemas.openxmlformats.org/drawingml/2006/wordprocessingDrawing" xmlns:w10="urn:schemas-microsoft-com:office:word" xmlns:w="http://schemas.openxmlformats.org/wordprocessingml/2006/main" xmlns:w14="http://schemas.microsoft.com/office/word/2010/wordml" xmlns:w15="http://schemas.microsoft.com/office/word/2012/wordml" xmlns:w16cex="http://schemas.microsoft.com/office/word/2018/wordml/cex" xmlns:w16cid="http://schemas.microsoft.com/office/word/2016/wordml/cid" xmlns:w16="http://schemas.microsoft.com/office/word/2018/wordml" xmlns:w16du="http://schemas.microsoft.com/office/word/2023/wordml/word16du" xmlns:w16sdtdh="http://schemas.microsoft.com/office/word/2020/wordml/sdtdatahash" xmlns:w16se="http://schemas.microsoft.com/office/word/2015/wordml/symex" xmlns:wpg="http://schemas.microsoft.com/office/word/2010/wordprocessingGroup" xmlns:wpi="http://schemas.microsoft.com/office/word/2010/wordprocessingInk" xmlns:wne="http://schemas.microsoft.com/office/word/2006/wordml" xmlns:wps="http://schemas.microsoft.com/office/word/2010/wordprocessingShape" mc:Ignorable="w14 w15 w16se w16cid w16 w16cex w16sdtdh w16du wp14">
+<w:ftr xmlns:wpc="http://schemas.microsoft.com/office/word/2010/wordprocessingCanvas" xmlns:cx="http://schemas.microsoft.com/office/drawing/2014/chartex" xmlns:cx1="http://schemas.microsoft.com/office/drawing/2015/9/8/chartex" xmlns:cx2="http://schemas.microsoft.com/office/drawing/2015/10/21/chartex" xmlns:cx3="http://schemas.microsoft.com/office/drawing/2016/5/9/chartex" xmlns:cx4="http://schemas.microsoft.com/office/drawing/2016/5/10/chartex" xmlns:cx5="http://schemas.microsoft.com/office/drawing/2016/5/11/chartex" xmlns:cx6="http://schemas.microsoft.com/office/drawing/2016/5/12/chartex" xmlns:cx7="http://schemas.microsoft.com/office/drawing/2016/5/13/chartex" xmlns:cx8="http://schemas.microsoft.com/office/drawing/2016/5/14/chartex" xmlns:mc="http://schemas.openxmlformats.org/markup-compatibility/2006" xmlns:aink="http://schemas.microsoft.com/office/drawing/2016/ink" xmlns:am3d="http://schemas.microsoft.com/office/drawing/2017/model3d" xmlns:o="urn:schemas-microsoft-com:office:office" xmlns:oel="http://schemas.microsoft.com/office/2019/extlst" xmlns:r="http://schemas.openxmlformats.org/officeDocument/2006/relationships" xmlns:m="http://schemas.openxmlformats.org/officeDocument/2006/math" xmlns:v="urn:schemas-microsoft-com:vml" xmlns:wp14="http://schemas.microsoft.com/office/word/2010/wordprocessingDrawing" xmlns:wp="http://schemas.openxmlformats.org/drawingml/2006/wordprocessingDrawing" xmlns:w10="urn:schemas-microsoft-com:office:word" xmlns:w="http://schemas.openxmlformats.org/wordprocessingml/2006/main" xmlns:w14="http://schemas.microsoft.com/office/word/2010/wordml" xmlns:w15="http://schemas.microsoft.com/office/word/2012/wordml" xmlns:w16cex="http://schemas.microsoft.com/office/word/2018/wordml/cex" xmlns:w16cid="http://schemas.microsoft.com/office/word/2016/wordml/cid" xmlns:w16="http://schemas.microsoft.com/office/word/2018/wordml" xmlns:w16du="http://schemas.microsoft.com/office/word/2023/wordml/word16du" xmlns:w16sdtdh="http://schemas.microsoft.com/office/word/2020/wordml/sdtdatahash" xmlns:w16sdtfl="http://schemas.microsoft.com/office/word/2024/wordml/sdtformatlock" xmlns:w16se="http://schemas.microsoft.com/office/word/2015/wordml/symex" xmlns:wpg="http://schemas.microsoft.com/office/word/2010/wordprocessingGroup" xmlns:wpi="http://schemas.microsoft.com/office/word/2010/wordprocessingInk" xmlns:wne="http://schemas.microsoft.com/office/word/2006/wordml" xmlns:wps="http://schemas.microsoft.com/office/word/2010/wordprocessingShape" mc:Ignorable="w14 w15 w16se w16cid w16 w16cex w16sdtdh w16sdtfl w16du wp14">
   <w:p>
     <w:pPr>
       <w:pStyle w:val="Zpat"/>
@@ -2374,7 +2406,7 @@
 </file>
 
 <file path=word/footer2.xml><?xml version="1.0" encoding="utf-8"?>
-<w:ftr xmlns:wpc="http://schemas.microsoft.com/office/word/2010/wordprocessingCanvas" xmlns:cx="http://schemas.microsoft.com/office/drawing/2014/chartex" xmlns:cx1="http://schemas.microsoft.com/office/drawing/2015/9/8/chartex" xmlns:cx2="http://schemas.microsoft.com/office/drawing/2015/10/21/chartex" xmlns:cx3="http://schemas.microsoft.com/office/drawing/2016/5/9/chartex" xmlns:cx4="http://schemas.microsoft.com/office/drawing/2016/5/10/chartex" xmlns:cx5="http://schemas.microsoft.com/office/drawing/2016/5/11/chartex" xmlns:cx6="http://schemas.microsoft.com/office/drawing/2016/5/12/chartex" xmlns:cx7="http://schemas.microsoft.com/office/drawing/2016/5/13/chartex" xmlns:cx8="http://schemas.microsoft.com/office/drawing/2016/5/14/chartex" xmlns:mc="http://schemas.openxmlformats.org/markup-compatibility/2006" xmlns:aink="http://schemas.microsoft.com/office/drawing/2016/ink" xmlns:am3d="http://schemas.microsoft.com/office/drawing/2017/model3d" xmlns:o="urn:schemas-microsoft-com:office:office" xmlns:oel="http://schemas.microsoft.com/office/2019/extlst" xmlns:r="http://schemas.openxmlformats.org/officeDocument/2006/relationships" xmlns:m="http://schemas.openxmlformats.org/officeDocument/2006/math" xmlns:v="urn:schemas-microsoft-com:vml" xmlns:wp14="http://schemas.microsoft.com/office/word/2010/wordprocessingDrawing" xmlns:wp="http://schemas.openxmlformats.org/drawingml/2006/wordprocessingDrawing" xmlns:w10="urn:schemas-microsoft-com:office:word" xmlns:w="http://schemas.openxmlformats.org/wordprocessingml/2006/main" xmlns:w14="http://schemas.microsoft.com/office/word/2010/wordml" xmlns:w15="http://schemas.microsoft.com/office/word/2012/wordml" xmlns:w16cex="http://schemas.microsoft.com/office/word/2018/wordml/cex" xmlns:w16cid="http://schemas.microsoft.com/office/word/2016/wordml/cid" xmlns:w16="http://schemas.microsoft.com/office/word/2018/wordml" xmlns:w16du="http://schemas.microsoft.com/office/word/2023/wordml/word16du" xmlns:w16sdtdh="http://schemas.microsoft.com/office/word/2020/wordml/sdtdatahash" xmlns:w16se="http://schemas.microsoft.com/office/word/2015/wordml/symex" xmlns:wpg="http://schemas.microsoft.com/office/word/2010/wordprocessingGroup" xmlns:wpi="http://schemas.microsoft.com/office/word/2010/wordprocessingInk" xmlns:wne="http://schemas.microsoft.com/office/word/2006/wordml" xmlns:wps="http://schemas.microsoft.com/office/word/2010/wordprocessingShape" mc:Ignorable="w14 w15 w16se w16cid w16 w16cex w16sdtdh w16du wp14">
+<w:ftr xmlns:wpc="http://schemas.microsoft.com/office/word/2010/wordprocessingCanvas" xmlns:cx="http://schemas.microsoft.com/office/drawing/2014/chartex" xmlns:cx1="http://schemas.microsoft.com/office/drawing/2015/9/8/chartex" xmlns:cx2="http://schemas.microsoft.com/office/drawing/2015/10/21/chartex" xmlns:cx3="http://schemas.microsoft.com/office/drawing/2016/5/9/chartex" xmlns:cx4="http://schemas.microsoft.com/office/drawing/2016/5/10/chartex" xmlns:cx5="http://schemas.microsoft.com/office/drawing/2016/5/11/chartex" xmlns:cx6="http://schemas.microsoft.com/office/drawing/2016/5/12/chartex" xmlns:cx7="http://schemas.microsoft.com/office/drawing/2016/5/13/chartex" xmlns:cx8="http://schemas.microsoft.com/office/drawing/2016/5/14/chartex" xmlns:mc="http://schemas.openxmlformats.org/markup-compatibility/2006" xmlns:aink="http://schemas.microsoft.com/office/drawing/2016/ink" xmlns:am3d="http://schemas.microsoft.com/office/drawing/2017/model3d" xmlns:o="urn:schemas-microsoft-com:office:office" xmlns:oel="http://schemas.microsoft.com/office/2019/extlst" xmlns:r="http://schemas.openxmlformats.org/officeDocument/2006/relationships" xmlns:m="http://schemas.openxmlformats.org/officeDocument/2006/math" xmlns:v="urn:schemas-microsoft-com:vml" xmlns:wp14="http://schemas.microsoft.com/office/word/2010/wordprocessingDrawing" xmlns:wp="http://schemas.openxmlformats.org/drawingml/2006/wordprocessingDrawing" xmlns:w10="urn:schemas-microsoft-com:office:word" xmlns:w="http://schemas.openxmlformats.org/wordprocessingml/2006/main" xmlns:w14="http://schemas.microsoft.com/office/word/2010/wordml" xmlns:w15="http://schemas.microsoft.com/office/word/2012/wordml" xmlns:w16cex="http://schemas.microsoft.com/office/word/2018/wordml/cex" xmlns:w16cid="http://schemas.microsoft.com/office/word/2016/wordml/cid" xmlns:w16="http://schemas.microsoft.com/office/word/2018/wordml" xmlns:w16du="http://schemas.microsoft.com/office/word/2023/wordml/word16du" xmlns:w16sdtdh="http://schemas.microsoft.com/office/word/2020/wordml/sdtdatahash" xmlns:w16sdtfl="http://schemas.microsoft.com/office/word/2024/wordml/sdtformatlock" xmlns:w16se="http://schemas.microsoft.com/office/word/2015/wordml/symex" xmlns:wpg="http://schemas.microsoft.com/office/word/2010/wordprocessingGroup" xmlns:wpi="http://schemas.microsoft.com/office/word/2010/wordprocessingInk" xmlns:wne="http://schemas.microsoft.com/office/word/2006/wordml" xmlns:wps="http://schemas.microsoft.com/office/word/2010/wordprocessingShape" mc:Ignorable="w14 w15 w16se w16cid w16 w16cex w16sdtdh w16sdtfl w16du wp14">
   <w:sdt>
     <w:sdtPr>
       <w:id w:val="868417996"/>
@@ -2416,7 +2448,7 @@
 </file>
 
 <file path=word/footer3.xml><?xml version="1.0" encoding="utf-8"?>
-<w:ftr xmlns:wpc="http://schemas.microsoft.com/office/word/2010/wordprocessingCanvas" xmlns:cx="http://schemas.microsoft.com/office/drawing/2014/chartex" xmlns:cx1="http://schemas.microsoft.com/office/drawing/2015/9/8/chartex" xmlns:cx2="http://schemas.microsoft.com/office/drawing/2015/10/21/chartex" xmlns:cx3="http://schemas.microsoft.com/office/drawing/2016/5/9/chartex" xmlns:cx4="http://schemas.microsoft.com/office/drawing/2016/5/10/chartex" xmlns:cx5="http://schemas.microsoft.com/office/drawing/2016/5/11/chartex" xmlns:cx6="http://schemas.microsoft.com/office/drawing/2016/5/12/chartex" xmlns:cx7="http://schemas.microsoft.com/office/drawing/2016/5/13/chartex" xmlns:cx8="http://schemas.microsoft.com/office/drawing/2016/5/14/chartex" xmlns:mc="http://schemas.openxmlformats.org/markup-compatibility/2006" xmlns:aink="http://schemas.microsoft.com/office/drawing/2016/ink" xmlns:am3d="http://schemas.microsoft.com/office/drawing/2017/model3d" xmlns:o="urn:schemas-microsoft-com:office:office" xmlns:oel="http://schemas.microsoft.com/office/2019/extlst" xmlns:r="http://schemas.openxmlformats.org/officeDocument/2006/relationships" xmlns:m="http://schemas.openxmlformats.org/officeDocument/2006/math" xmlns:v="urn:schemas-microsoft-com:vml" xmlns:wp14="http://schemas.microsoft.com/office/word/2010/wordprocessingDrawing" xmlns:wp="http://schemas.openxmlformats.org/drawingml/2006/wordprocessingDrawing" xmlns:w10="urn:schemas-microsoft-com:office:word" xmlns:w="http://schemas.openxmlformats.org/wordprocessingml/2006/main" xmlns:w14="http://schemas.microsoft.com/office/word/2010/wordml" xmlns:w15="http://schemas.microsoft.com/office/word/2012/wordml" xmlns:w16cex="http://schemas.microsoft.com/office/word/2018/wordml/cex" xmlns:w16cid="http://schemas.microsoft.com/office/word/2016/wordml/cid" xmlns:w16="http://schemas.microsoft.com/office/word/2018/wordml" xmlns:w16du="http://schemas.microsoft.com/office/word/2023/wordml/word16du" xmlns:w16sdtdh="http://schemas.microsoft.com/office/word/2020/wordml/sdtdatahash" xmlns:w16se="http://schemas.microsoft.com/office/word/2015/wordml/symex" xmlns:wpg="http://schemas.microsoft.com/office/word/2010/wordprocessingGroup" xmlns:wpi="http://schemas.microsoft.com/office/word/2010/wordprocessingInk" xmlns:wne="http://schemas.microsoft.com/office/word/2006/wordml" xmlns:wps="http://schemas.microsoft.com/office/word/2010/wordprocessingShape" mc:Ignorable="w14 w15 w16se w16cid w16 w16cex w16sdtdh w16du wp14">
+<w:ftr xmlns:wpc="http://schemas.microsoft.com/office/word/2010/wordprocessingCanvas" xmlns:cx="http://schemas.microsoft.com/office/drawing/2014/chartex" xmlns:cx1="http://schemas.microsoft.com/office/drawing/2015/9/8/chartex" xmlns:cx2="http://schemas.microsoft.com/office/drawing/2015/10/21/chartex" xmlns:cx3="http://schemas.microsoft.com/office/drawing/2016/5/9/chartex" xmlns:cx4="http://schemas.microsoft.com/office/drawing/2016/5/10/chartex" xmlns:cx5="http://schemas.microsoft.com/office/drawing/2016/5/11/chartex" xmlns:cx6="http://schemas.microsoft.com/office/drawing/2016/5/12/chartex" xmlns:cx7="http://schemas.microsoft.com/office/drawing/2016/5/13/chartex" xmlns:cx8="http://schemas.microsoft.com/office/drawing/2016/5/14/chartex" xmlns:mc="http://schemas.openxmlformats.org/markup-compatibility/2006" xmlns:aink="http://schemas.microsoft.com/office/drawing/2016/ink" xmlns:am3d="http://schemas.microsoft.com/office/drawing/2017/model3d" xmlns:o="urn:schemas-microsoft-com:office:office" xmlns:oel="http://schemas.microsoft.com/office/2019/extlst" xmlns:r="http://schemas.openxmlformats.org/officeDocument/2006/relationships" xmlns:m="http://schemas.openxmlformats.org/officeDocument/2006/math" xmlns:v="urn:schemas-microsoft-com:vml" xmlns:wp14="http://schemas.microsoft.com/office/word/2010/wordprocessingDrawing" xmlns:wp="http://schemas.openxmlformats.org/drawingml/2006/wordprocessingDrawing" xmlns:w10="urn:schemas-microsoft-com:office:word" xmlns:w="http://schemas.openxmlformats.org/wordprocessingml/2006/main" xmlns:w14="http://schemas.microsoft.com/office/word/2010/wordml" xmlns:w15="http://schemas.microsoft.com/office/word/2012/wordml" xmlns:w16cex="http://schemas.microsoft.com/office/word/2018/wordml/cex" xmlns:w16cid="http://schemas.microsoft.com/office/word/2016/wordml/cid" xmlns:w16="http://schemas.microsoft.com/office/word/2018/wordml" xmlns:w16du="http://schemas.microsoft.com/office/word/2023/wordml/word16du" xmlns:w16sdtdh="http://schemas.microsoft.com/office/word/2020/wordml/sdtdatahash" xmlns:w16sdtfl="http://schemas.microsoft.com/office/word/2024/wordml/sdtformatlock" xmlns:w16se="http://schemas.microsoft.com/office/word/2015/wordml/symex" xmlns:wpg="http://schemas.microsoft.com/office/word/2010/wordprocessingGroup" xmlns:wpi="http://schemas.microsoft.com/office/word/2010/wordprocessingInk" xmlns:wne="http://schemas.microsoft.com/office/word/2006/wordml" xmlns:wps="http://schemas.microsoft.com/office/word/2010/wordprocessingShape" mc:Ignorable="w14 w15 w16se w16cid w16 w16cex w16sdtdh w16sdtfl w16du wp14">
   <w:p>
     <w:pPr>
       <w:pStyle w:val="Zpat"/>
@@ -2426,7 +2458,7 @@
 </file>
 
 <file path=word/footnotes.xml><?xml version="1.0" encoding="utf-8"?>
-<w:footnotes xmlns:wpc="http://schemas.microsoft.com/office/word/2010/wordprocessingCanvas" xmlns:cx="http://schemas.microsoft.com/office/drawing/2014/chartex" xmlns:cx1="http://schemas.microsoft.com/office/drawing/2015/9/8/chartex" xmlns:cx2="http://schemas.microsoft.com/office/drawing/2015/10/21/chartex" xmlns:cx3="http://schemas.microsoft.com/office/drawing/2016/5/9/chartex" xmlns:cx4="http://schemas.microsoft.com/office/drawing/2016/5/10/chartex" xmlns:cx5="http://schemas.microsoft.com/office/drawing/2016/5/11/chartex" xmlns:cx6="http://schemas.microsoft.com/office/drawing/2016/5/12/chartex" xmlns:cx7="http://schemas.microsoft.com/office/drawing/2016/5/13/chartex" xmlns:cx8="http://schemas.microsoft.com/office/drawing/2016/5/14/chartex" xmlns:mc="http://schemas.openxmlformats.org/markup-compatibility/2006" xmlns:aink="http://schemas.microsoft.com/office/drawing/2016/ink" xmlns:am3d="http://schemas.microsoft.com/office/drawing/2017/model3d" xmlns:o="urn:schemas-microsoft-com:office:office" xmlns:oel="http://schemas.microsoft.com/office/2019/extlst" xmlns:r="http://schemas.openxmlformats.org/officeDocument/2006/relationships" xmlns:m="http://schemas.openxmlformats.org/officeDocument/2006/math" xmlns:v="urn:schemas-microsoft-com:vml" xmlns:wp14="http://schemas.microsoft.com/office/word/2010/wordprocessingDrawing" xmlns:wp="http://schemas.openxmlformats.org/drawingml/2006/wordprocessingDrawing" xmlns:w10="urn:schemas-microsoft-com:office:word" xmlns:w="http://schemas.openxmlformats.org/wordprocessingml/2006/main" xmlns:w14="http://schemas.microsoft.com/office/word/2010/wordml" xmlns:w15="http://schemas.microsoft.com/office/word/2012/wordml" xmlns:w16cex="http://schemas.microsoft.com/office/word/2018/wordml/cex" xmlns:w16cid="http://schemas.microsoft.com/office/word/2016/wordml/cid" xmlns:w16="http://schemas.microsoft.com/office/word/2018/wordml" xmlns:w16du="http://schemas.microsoft.com/office/word/2023/wordml/word16du" xmlns:w16sdtdh="http://schemas.microsoft.com/office/word/2020/wordml/sdtdatahash" xmlns:w16se="http://schemas.microsoft.com/office/word/2015/wordml/symex" xmlns:wpg="http://schemas.microsoft.com/office/word/2010/wordprocessingGroup" xmlns:wpi="http://schemas.microsoft.com/office/word/2010/wordprocessingInk" xmlns:wne="http://schemas.microsoft.com/office/word/2006/wordml" xmlns:wps="http://schemas.microsoft.com/office/word/2010/wordprocessingShape" mc:Ignorable="w14 w15 w16se w16cid w16 w16cex w16sdtdh w16du wp14">
+<w:footnotes xmlns:wpc="http://schemas.microsoft.com/office/word/2010/wordprocessingCanvas" xmlns:cx="http://schemas.microsoft.com/office/drawing/2014/chartex" xmlns:cx1="http://schemas.microsoft.com/office/drawing/2015/9/8/chartex" xmlns:cx2="http://schemas.microsoft.com/office/drawing/2015/10/21/chartex" xmlns:cx3="http://schemas.microsoft.com/office/drawing/2016/5/9/chartex" xmlns:cx4="http://schemas.microsoft.com/office/drawing/2016/5/10/chartex" xmlns:cx5="http://schemas.microsoft.com/office/drawing/2016/5/11/chartex" xmlns:cx6="http://schemas.microsoft.com/office/drawing/2016/5/12/chartex" xmlns:cx7="http://schemas.microsoft.com/office/drawing/2016/5/13/chartex" xmlns:cx8="http://schemas.microsoft.com/office/drawing/2016/5/14/chartex" xmlns:mc="http://schemas.openxmlformats.org/markup-compatibility/2006" xmlns:aink="http://schemas.microsoft.com/office/drawing/2016/ink" xmlns:am3d="http://schemas.microsoft.com/office/drawing/2017/model3d" xmlns:o="urn:schemas-microsoft-com:office:office" xmlns:oel="http://schemas.microsoft.com/office/2019/extlst" xmlns:r="http://schemas.openxmlformats.org/officeDocument/2006/relationships" xmlns:m="http://schemas.openxmlformats.org/officeDocument/2006/math" xmlns:v="urn:schemas-microsoft-com:vml" xmlns:wp14="http://schemas.microsoft.com/office/word/2010/wordprocessingDrawing" xmlns:wp="http://schemas.openxmlformats.org/drawingml/2006/wordprocessingDrawing" xmlns:w10="urn:schemas-microsoft-com:office:word" xmlns:w="http://schemas.openxmlformats.org/wordprocessingml/2006/main" xmlns:w14="http://schemas.microsoft.com/office/word/2010/wordml" xmlns:w15="http://schemas.microsoft.com/office/word/2012/wordml" xmlns:w16cex="http://schemas.microsoft.com/office/word/2018/wordml/cex" xmlns:w16cid="http://schemas.microsoft.com/office/word/2016/wordml/cid" xmlns:w16="http://schemas.microsoft.com/office/word/2018/wordml" xmlns:w16du="http://schemas.microsoft.com/office/word/2023/wordml/word16du" xmlns:w16sdtdh="http://schemas.microsoft.com/office/word/2020/wordml/sdtdatahash" xmlns:w16sdtfl="http://schemas.microsoft.com/office/word/2024/wordml/sdtformatlock" xmlns:w16se="http://schemas.microsoft.com/office/word/2015/wordml/symex" xmlns:wpg="http://schemas.microsoft.com/office/word/2010/wordprocessingGroup" xmlns:wpi="http://schemas.microsoft.com/office/word/2010/wordprocessingInk" xmlns:wne="http://schemas.microsoft.com/office/word/2006/wordml" xmlns:wps="http://schemas.microsoft.com/office/word/2010/wordprocessingShape" mc:Ignorable="w14 w15 w16se w16cid w16 w16cex w16sdtdh w16sdtfl w16du wp14">
   <w:footnote w:type="separator" w:id="-1">
     <w:p>
       <w:pPr>
@@ -2451,7 +2483,7 @@
 </file>
 
 <file path=word/header1.xml><?xml version="1.0" encoding="utf-8"?>
-<w:hdr xmlns:wpc="http://schemas.microsoft.com/office/word/2010/wordprocessingCanvas" xmlns:cx="http://schemas.microsoft.com/office/drawing/2014/chartex" xmlns:cx1="http://schemas.microsoft.com/office/drawing/2015/9/8/chartex" xmlns:cx2="http://schemas.microsoft.com/office/drawing/2015/10/21/chartex" xmlns:cx3="http://schemas.microsoft.com/office/drawing/2016/5/9/chartex" xmlns:cx4="http://schemas.microsoft.com/office/drawing/2016/5/10/chartex" xmlns:cx5="http://schemas.microsoft.com/office/drawing/2016/5/11/chartex" xmlns:cx6="http://schemas.microsoft.com/office/drawing/2016/5/12/chartex" xmlns:cx7="http://schemas.microsoft.com/office/drawing/2016/5/13/chartex" xmlns:cx8="http://schemas.microsoft.com/office/drawing/2016/5/14/chartex" xmlns:mc="http://schemas.openxmlformats.org/markup-compatibility/2006" xmlns:aink="http://schemas.microsoft.com/office/drawing/2016/ink" xmlns:am3d="http://schemas.microsoft.com/office/drawing/2017/model3d" xmlns:o="urn:schemas-microsoft-com:office:office" xmlns:oel="http://schemas.microsoft.com/office/2019/extlst" xmlns:r="http://schemas.openxmlformats.org/officeDocument/2006/relationships" xmlns:m="http://schemas.openxmlformats.org/officeDocument/2006/math" xmlns:v="urn:schemas-microsoft-com:vml" xmlns:wp14="http://schemas.microsoft.com/office/word/2010/wordprocessingDrawing" xmlns:wp="http://schemas.openxmlformats.org/drawingml/2006/wordprocessingDrawing" xmlns:w10="urn:schemas-microsoft-com:office:word" xmlns:w="http://schemas.openxmlformats.org/wordprocessingml/2006/main" xmlns:w14="http://schemas.microsoft.com/office/word/2010/wordml" xmlns:w15="http://schemas.microsoft.com/office/word/2012/wordml" xmlns:w16cex="http://schemas.microsoft.com/office/word/2018/wordml/cex" xmlns:w16cid="http://schemas.microsoft.com/office/word/2016/wordml/cid" xmlns:w16="http://schemas.microsoft.com/office/word/2018/wordml" xmlns:w16du="http://schemas.microsoft.com/office/word/2023/wordml/word16du" xmlns:w16sdtdh="http://schemas.microsoft.com/office/word/2020/wordml/sdtdatahash" xmlns:w16se="http://schemas.microsoft.com/office/word/2015/wordml/symex" xmlns:wpg="http://schemas.microsoft.com/office/word/2010/wordprocessingGroup" xmlns:wpi="http://schemas.microsoft.com/office/word/2010/wordprocessingInk" xmlns:wne="http://schemas.microsoft.com/office/word/2006/wordml" xmlns:wps="http://schemas.microsoft.com/office/word/2010/wordprocessingShape" mc:Ignorable="w14 w15 w16se w16cid w16 w16cex w16sdtdh w16du wp14">
+<w:hdr xmlns:wpc="http://schemas.microsoft.com/office/word/2010/wordprocessingCanvas" xmlns:cx="http://schemas.microsoft.com/office/drawing/2014/chartex" xmlns:cx1="http://schemas.microsoft.com/office/drawing/2015/9/8/chartex" xmlns:cx2="http://schemas.microsoft.com/office/drawing/2015/10/21/chartex" xmlns:cx3="http://schemas.microsoft.com/office/drawing/2016/5/9/chartex" xmlns:cx4="http://schemas.microsoft.com/office/drawing/2016/5/10/chartex" xmlns:cx5="http://schemas.microsoft.com/office/drawing/2016/5/11/chartex" xmlns:cx6="http://schemas.microsoft.com/office/drawing/2016/5/12/chartex" xmlns:cx7="http://schemas.microsoft.com/office/drawing/2016/5/13/chartex" xmlns:cx8="http://schemas.microsoft.com/office/drawing/2016/5/14/chartex" xmlns:mc="http://schemas.openxmlformats.org/markup-compatibility/2006" xmlns:aink="http://schemas.microsoft.com/office/drawing/2016/ink" xmlns:am3d="http://schemas.microsoft.com/office/drawing/2017/model3d" xmlns:o="urn:schemas-microsoft-com:office:office" xmlns:oel="http://schemas.microsoft.com/office/2019/extlst" xmlns:r="http://schemas.openxmlformats.org/officeDocument/2006/relationships" xmlns:m="http://schemas.openxmlformats.org/officeDocument/2006/math" xmlns:v="urn:schemas-microsoft-com:vml" xmlns:wp14="http://schemas.microsoft.com/office/word/2010/wordprocessingDrawing" xmlns:wp="http://schemas.openxmlformats.org/drawingml/2006/wordprocessingDrawing" xmlns:w10="urn:schemas-microsoft-com:office:word" xmlns:w="http://schemas.openxmlformats.org/wordprocessingml/2006/main" xmlns:w14="http://schemas.microsoft.com/office/word/2010/wordml" xmlns:w15="http://schemas.microsoft.com/office/word/2012/wordml" xmlns:w16cex="http://schemas.microsoft.com/office/word/2018/wordml/cex" xmlns:w16cid="http://schemas.microsoft.com/office/word/2016/wordml/cid" xmlns:w16="http://schemas.microsoft.com/office/word/2018/wordml" xmlns:w16du="http://schemas.microsoft.com/office/word/2023/wordml/word16du" xmlns:w16sdtdh="http://schemas.microsoft.com/office/word/2020/wordml/sdtdatahash" xmlns:w16sdtfl="http://schemas.microsoft.com/office/word/2024/wordml/sdtformatlock" xmlns:w16se="http://schemas.microsoft.com/office/word/2015/wordml/symex" xmlns:wpg="http://schemas.microsoft.com/office/word/2010/wordprocessingGroup" xmlns:wpi="http://schemas.microsoft.com/office/word/2010/wordprocessingInk" xmlns:wne="http://schemas.microsoft.com/office/word/2006/wordml" xmlns:wps="http://schemas.microsoft.com/office/word/2010/wordprocessingShape" mc:Ignorable="w14 w15 w16se w16cid w16 w16cex w16sdtdh w16sdtfl w16du wp14">
   <w:p>
     <w:pPr>
       <w:pStyle w:val="Zhlav"/>
@@ -2461,7 +2493,7 @@
 </file>
 
 <file path=word/header2.xml><?xml version="1.0" encoding="utf-8"?>
-<w:hdr xmlns:wpc="http://schemas.microsoft.com/office/word/2010/wordprocessingCanvas" xmlns:cx="http://schemas.microsoft.com/office/drawing/2014/chartex" xmlns:cx1="http://schemas.microsoft.com/office/drawing/2015/9/8/chartex" xmlns:cx2="http://schemas.microsoft.com/office/drawing/2015/10/21/chartex" xmlns:cx3="http://schemas.microsoft.com/office/drawing/2016/5/9/chartex" xmlns:cx4="http://schemas.microsoft.com/office/drawing/2016/5/10/chartex" xmlns:cx5="http://schemas.microsoft.com/office/drawing/2016/5/11/chartex" xmlns:cx6="http://schemas.microsoft.com/office/drawing/2016/5/12/chartex" xmlns:cx7="http://schemas.microsoft.com/office/drawing/2016/5/13/chartex" xmlns:cx8="http://schemas.microsoft.com/office/drawing/2016/5/14/chartex" xmlns:mc="http://schemas.openxmlformats.org/markup-compatibility/2006" xmlns:aink="http://schemas.microsoft.com/office/drawing/2016/ink" xmlns:am3d="http://schemas.microsoft.com/office/drawing/2017/model3d" xmlns:o="urn:schemas-microsoft-com:office:office" xmlns:oel="http://schemas.microsoft.com/office/2019/extlst" xmlns:r="http://schemas.openxmlformats.org/officeDocument/2006/relationships" xmlns:m="http://schemas.openxmlformats.org/officeDocument/2006/math" xmlns:v="urn:schemas-microsoft-com:vml" xmlns:wp14="http://schemas.microsoft.com/office/word/2010/wordprocessingDrawing" xmlns:wp="http://schemas.openxmlformats.org/drawingml/2006/wordprocessingDrawing" xmlns:w10="urn:schemas-microsoft-com:office:word" xmlns:w="http://schemas.openxmlformats.org/wordprocessingml/2006/main" xmlns:w14="http://schemas.microsoft.com/office/word/2010/wordml" xmlns:w15="http://schemas.microsoft.com/office/word/2012/wordml" xmlns:w16cex="http://schemas.microsoft.com/office/word/2018/wordml/cex" xmlns:w16cid="http://schemas.microsoft.com/office/word/2016/wordml/cid" xmlns:w16="http://schemas.microsoft.com/office/word/2018/wordml" xmlns:w16du="http://schemas.microsoft.com/office/word/2023/wordml/word16du" xmlns:w16sdtdh="http://schemas.microsoft.com/office/word/2020/wordml/sdtdatahash" xmlns:w16se="http://schemas.microsoft.com/office/word/2015/wordml/symex" xmlns:wpg="http://schemas.microsoft.com/office/word/2010/wordprocessingGroup" xmlns:wpi="http://schemas.microsoft.com/office/word/2010/wordprocessingInk" xmlns:wne="http://schemas.microsoft.com/office/word/2006/wordml" xmlns:wps="http://schemas.microsoft.com/office/word/2010/wordprocessingShape" mc:Ignorable="w14 w15 w16se w16cid w16 w16cex w16sdtdh w16du wp14">
+<w:hdr xmlns:wpc="http://schemas.microsoft.com/office/word/2010/wordprocessingCanvas" xmlns:cx="http://schemas.microsoft.com/office/drawing/2014/chartex" xmlns:cx1="http://schemas.microsoft.com/office/drawing/2015/9/8/chartex" xmlns:cx2="http://schemas.microsoft.com/office/drawing/2015/10/21/chartex" xmlns:cx3="http://schemas.microsoft.com/office/drawing/2016/5/9/chartex" xmlns:cx4="http://schemas.microsoft.com/office/drawing/2016/5/10/chartex" xmlns:cx5="http://schemas.microsoft.com/office/drawing/2016/5/11/chartex" xmlns:cx6="http://schemas.microsoft.com/office/drawing/2016/5/12/chartex" xmlns:cx7="http://schemas.microsoft.com/office/drawing/2016/5/13/chartex" xmlns:cx8="http://schemas.microsoft.com/office/drawing/2016/5/14/chartex" xmlns:mc="http://schemas.openxmlformats.org/markup-compatibility/2006" xmlns:aink="http://schemas.microsoft.com/office/drawing/2016/ink" xmlns:am3d="http://schemas.microsoft.com/office/drawing/2017/model3d" xmlns:o="urn:schemas-microsoft-com:office:office" xmlns:oel="http://schemas.microsoft.com/office/2019/extlst" xmlns:r="http://schemas.openxmlformats.org/officeDocument/2006/relationships" xmlns:m="http://schemas.openxmlformats.org/officeDocument/2006/math" xmlns:v="urn:schemas-microsoft-com:vml" xmlns:wp14="http://schemas.microsoft.com/office/word/2010/wordprocessingDrawing" xmlns:wp="http://schemas.openxmlformats.org/drawingml/2006/wordprocessingDrawing" xmlns:w10="urn:schemas-microsoft-com:office:word" xmlns:w="http://schemas.openxmlformats.org/wordprocessingml/2006/main" xmlns:w14="http://schemas.microsoft.com/office/word/2010/wordml" xmlns:w15="http://schemas.microsoft.com/office/word/2012/wordml" xmlns:w16cex="http://schemas.microsoft.com/office/word/2018/wordml/cex" xmlns:w16cid="http://schemas.microsoft.com/office/word/2016/wordml/cid" xmlns:w16="http://schemas.microsoft.com/office/word/2018/wordml" xmlns:w16du="http://schemas.microsoft.com/office/word/2023/wordml/word16du" xmlns:w16sdtdh="http://schemas.microsoft.com/office/word/2020/wordml/sdtdatahash" xmlns:w16sdtfl="http://schemas.microsoft.com/office/word/2024/wordml/sdtformatlock" xmlns:w16se="http://schemas.microsoft.com/office/word/2015/wordml/symex" xmlns:wpg="http://schemas.microsoft.com/office/word/2010/wordprocessingGroup" xmlns:wpi="http://schemas.microsoft.com/office/word/2010/wordprocessingInk" xmlns:wne="http://schemas.microsoft.com/office/word/2006/wordml" xmlns:wps="http://schemas.microsoft.com/office/word/2010/wordprocessingShape" mc:Ignorable="w14 w15 w16se w16cid w16 w16cex w16sdtdh w16sdtfl w16du wp14">
   <w:p>
     <w:pPr>
       <w:pStyle w:val="Zhlav"/>
@@ -2471,7 +2503,7 @@
 </file>
 
 <file path=word/header3.xml><?xml version="1.0" encoding="utf-8"?>
-<w:hdr xmlns:wpc="http://schemas.microsoft.com/office/word/2010/wordprocessingCanvas" xmlns:cx="http://schemas.microsoft.com/office/drawing/2014/chartex" xmlns:cx1="http://schemas.microsoft.com/office/drawing/2015/9/8/chartex" xmlns:cx2="http://schemas.microsoft.com/office/drawing/2015/10/21/chartex" xmlns:cx3="http://schemas.microsoft.com/office/drawing/2016/5/9/chartex" xmlns:cx4="http://schemas.microsoft.com/office/drawing/2016/5/10/chartex" xmlns:cx5="http://schemas.microsoft.com/office/drawing/2016/5/11/chartex" xmlns:cx6="http://schemas.microsoft.com/office/drawing/2016/5/12/chartex" xmlns:cx7="http://schemas.microsoft.com/office/drawing/2016/5/13/chartex" xmlns:cx8="http://schemas.microsoft.com/office/drawing/2016/5/14/chartex" xmlns:mc="http://schemas.openxmlformats.org/markup-compatibility/2006" xmlns:aink="http://schemas.microsoft.com/office/drawing/2016/ink" xmlns:am3d="http://schemas.microsoft.com/office/drawing/2017/model3d" xmlns:o="urn:schemas-microsoft-com:office:office" xmlns:oel="http://schemas.microsoft.com/office/2019/extlst" xmlns:r="http://schemas.openxmlformats.org/officeDocument/2006/relationships" xmlns:m="http://schemas.openxmlformats.org/officeDocument/2006/math" xmlns:v="urn:schemas-microsoft-com:vml" xmlns:wp14="http://schemas.microsoft.com/office/word/2010/wordprocessingDrawing" xmlns:wp="http://schemas.openxmlformats.org/drawingml/2006/wordprocessingDrawing" xmlns:w10="urn:schemas-microsoft-com:office:word" xmlns:w="http://schemas.openxmlformats.org/wordprocessingml/2006/main" xmlns:w14="http://schemas.microsoft.com/office/word/2010/wordml" xmlns:w15="http://schemas.microsoft.com/office/word/2012/wordml" xmlns:w16cex="http://schemas.microsoft.com/office/word/2018/wordml/cex" xmlns:w16cid="http://schemas.microsoft.com/office/word/2016/wordml/cid" xmlns:w16="http://schemas.microsoft.com/office/word/2018/wordml" xmlns:w16du="http://schemas.microsoft.com/office/word/2023/wordml/word16du" xmlns:w16sdtdh="http://schemas.microsoft.com/office/word/2020/wordml/sdtdatahash" xmlns:w16se="http://schemas.microsoft.com/office/word/2015/wordml/symex" xmlns:wpg="http://schemas.microsoft.com/office/word/2010/wordprocessingGroup" xmlns:wpi="http://schemas.microsoft.com/office/word/2010/wordprocessingInk" xmlns:wne="http://schemas.microsoft.com/office/word/2006/wordml" xmlns:wps="http://schemas.microsoft.com/office/word/2010/wordprocessingShape" mc:Ignorable="w14 w15 w16se w16cid w16 w16cex w16sdtdh w16du wp14">
+<w:hdr xmlns:wpc="http://schemas.microsoft.com/office/word/2010/wordprocessingCanvas" xmlns:cx="http://schemas.microsoft.com/office/drawing/2014/chartex" xmlns:cx1="http://schemas.microsoft.com/office/drawing/2015/9/8/chartex" xmlns:cx2="http://schemas.microsoft.com/office/drawing/2015/10/21/chartex" xmlns:cx3="http://schemas.microsoft.com/office/drawing/2016/5/9/chartex" xmlns:cx4="http://schemas.microsoft.com/office/drawing/2016/5/10/chartex" xmlns:cx5="http://schemas.microsoft.com/office/drawing/2016/5/11/chartex" xmlns:cx6="http://schemas.microsoft.com/office/drawing/2016/5/12/chartex" xmlns:cx7="http://schemas.microsoft.com/office/drawing/2016/5/13/chartex" xmlns:cx8="http://schemas.microsoft.com/office/drawing/2016/5/14/chartex" xmlns:mc="http://schemas.openxmlformats.org/markup-compatibility/2006" xmlns:aink="http://schemas.microsoft.com/office/drawing/2016/ink" xmlns:am3d="http://schemas.microsoft.com/office/drawing/2017/model3d" xmlns:o="urn:schemas-microsoft-com:office:office" xmlns:oel="http://schemas.microsoft.com/office/2019/extlst" xmlns:r="http://schemas.openxmlformats.org/officeDocument/2006/relationships" xmlns:m="http://schemas.openxmlformats.org/officeDocument/2006/math" xmlns:v="urn:schemas-microsoft-com:vml" xmlns:wp14="http://schemas.microsoft.com/office/word/2010/wordprocessingDrawing" xmlns:wp="http://schemas.openxmlformats.org/drawingml/2006/wordprocessingDrawing" xmlns:w10="urn:schemas-microsoft-com:office:word" xmlns:w="http://schemas.openxmlformats.org/wordprocessingml/2006/main" xmlns:w14="http://schemas.microsoft.com/office/word/2010/wordml" xmlns:w15="http://schemas.microsoft.com/office/word/2012/wordml" xmlns:w16cex="http://schemas.microsoft.com/office/word/2018/wordml/cex" xmlns:w16cid="http://schemas.microsoft.com/office/word/2016/wordml/cid" xmlns:w16="http://schemas.microsoft.com/office/word/2018/wordml" xmlns:w16du="http://schemas.microsoft.com/office/word/2023/wordml/word16du" xmlns:w16sdtdh="http://schemas.microsoft.com/office/word/2020/wordml/sdtdatahash" xmlns:w16sdtfl="http://schemas.microsoft.com/office/word/2024/wordml/sdtformatlock" xmlns:w16se="http://schemas.microsoft.com/office/word/2015/wordml/symex" xmlns:wpg="http://schemas.microsoft.com/office/word/2010/wordprocessingGroup" xmlns:wpi="http://schemas.microsoft.com/office/word/2010/wordprocessingInk" xmlns:wne="http://schemas.microsoft.com/office/word/2006/wordml" xmlns:wps="http://schemas.microsoft.com/office/word/2010/wordprocessingShape" mc:Ignorable="w14 w15 w16se w16cid w16 w16cex w16sdtdh w16sdtfl w16du wp14">
   <w:p>
     <w:pPr>
       <w:pStyle w:val="Zhlav"/>
@@ -2481,7 +2513,7 @@
 </file>
 
 <file path=word/numbering.xml><?xml version="1.0" encoding="utf-8"?>
-<w:numbering xmlns:wpc="http://schemas.microsoft.com/office/word/2010/wordprocessingCanvas" xmlns:cx="http://schemas.microsoft.com/office/drawing/2014/chartex" xmlns:cx1="http://schemas.microsoft.com/office/drawing/2015/9/8/chartex" xmlns:cx2="http://schemas.microsoft.com/office/drawing/2015/10/21/chartex" xmlns:cx3="http://schemas.microsoft.com/office/drawing/2016/5/9/chartex" xmlns:cx4="http://schemas.microsoft.com/office/drawing/2016/5/10/chartex" xmlns:cx5="http://schemas.microsoft.com/office/drawing/2016/5/11/chartex" xmlns:cx6="http://schemas.microsoft.com/office/drawing/2016/5/12/chartex" xmlns:cx7="http://schemas.microsoft.com/office/drawing/2016/5/13/chartex" xmlns:cx8="http://schemas.microsoft.com/office/drawing/2016/5/14/chartex" xmlns:mc="http://schemas.openxmlformats.org/markup-compatibility/2006" xmlns:aink="http://schemas.microsoft.com/office/drawing/2016/ink" xmlns:am3d="http://schemas.microsoft.com/office/drawing/2017/model3d" xmlns:o="urn:schemas-microsoft-com:office:office" xmlns:oel="http://schemas.microsoft.com/office/2019/extlst" xmlns:r="http://schemas.openxmlformats.org/officeDocument/2006/relationships" xmlns:m="http://schemas.openxmlformats.org/officeDocument/2006/math" xmlns:v="urn:schemas-microsoft-com:vml" xmlns:wp14="http://schemas.microsoft.com/office/word/2010/wordprocessingDrawing" xmlns:wp="http://schemas.openxmlformats.org/drawingml/2006/wordprocessingDrawing" xmlns:w10="urn:schemas-microsoft-com:office:word" xmlns:w="http://schemas.openxmlformats.org/wordprocessingml/2006/main" xmlns:w14="http://schemas.microsoft.com/office/word/2010/wordml" xmlns:w15="http://schemas.microsoft.com/office/word/2012/wordml" xmlns:w16cex="http://schemas.microsoft.com/office/word/2018/wordml/cex" xmlns:w16cid="http://schemas.microsoft.com/office/word/2016/wordml/cid" xmlns:w16="http://schemas.microsoft.com/office/word/2018/wordml" xmlns:w16du="http://schemas.microsoft.com/office/word/2023/wordml/word16du" xmlns:w16sdtdh="http://schemas.microsoft.com/office/word/2020/wordml/sdtdatahash" xmlns:w16se="http://schemas.microsoft.com/office/word/2015/wordml/symex" xmlns:wpg="http://schemas.microsoft.com/office/word/2010/wordprocessingGroup" xmlns:wpi="http://schemas.microsoft.com/office/word/2010/wordprocessingInk" xmlns:wne="http://schemas.microsoft.com/office/word/2006/wordml" xmlns:wps="http://schemas.microsoft.com/office/word/2010/wordprocessingShape" mc:Ignorable="w14 w15 w16se w16cid w16 w16cex w16sdtdh w16du wp14">
+<w:numbering xmlns:wpc="http://schemas.microsoft.com/office/word/2010/wordprocessingCanvas" xmlns:cx="http://schemas.microsoft.com/office/drawing/2014/chartex" xmlns:cx1="http://schemas.microsoft.com/office/drawing/2015/9/8/chartex" xmlns:cx2="http://schemas.microsoft.com/office/drawing/2015/10/21/chartex" xmlns:cx3="http://schemas.microsoft.com/office/drawing/2016/5/9/chartex" xmlns:cx4="http://schemas.microsoft.com/office/drawing/2016/5/10/chartex" xmlns:cx5="http://schemas.microsoft.com/office/drawing/2016/5/11/chartex" xmlns:cx6="http://schemas.microsoft.com/office/drawing/2016/5/12/chartex" xmlns:cx7="http://schemas.microsoft.com/office/drawing/2016/5/13/chartex" xmlns:cx8="http://schemas.microsoft.com/office/drawing/2016/5/14/chartex" xmlns:mc="http://schemas.openxmlformats.org/markup-compatibility/2006" xmlns:aink="http://schemas.microsoft.com/office/drawing/2016/ink" xmlns:am3d="http://schemas.microsoft.com/office/drawing/2017/model3d" xmlns:o="urn:schemas-microsoft-com:office:office" xmlns:oel="http://schemas.microsoft.com/office/2019/extlst" xmlns:r="http://schemas.openxmlformats.org/officeDocument/2006/relationships" xmlns:m="http://schemas.openxmlformats.org/officeDocument/2006/math" xmlns:v="urn:schemas-microsoft-com:vml" xmlns:wp14="http://schemas.microsoft.com/office/word/2010/wordprocessingDrawing" xmlns:wp="http://schemas.openxmlformats.org/drawingml/2006/wordprocessingDrawing" xmlns:w10="urn:schemas-microsoft-com:office:word" xmlns:w="http://schemas.openxmlformats.org/wordprocessingml/2006/main" xmlns:w14="http://schemas.microsoft.com/office/word/2010/wordml" xmlns:w15="http://schemas.microsoft.com/office/word/2012/wordml" xmlns:w16cex="http://schemas.microsoft.com/office/word/2018/wordml/cex" xmlns:w16cid="http://schemas.microsoft.com/office/word/2016/wordml/cid" xmlns:w16="http://schemas.microsoft.com/office/word/2018/wordml" xmlns:w16du="http://schemas.microsoft.com/office/word/2023/wordml/word16du" xmlns:w16sdtdh="http://schemas.microsoft.com/office/word/2020/wordml/sdtdatahash" xmlns:w16sdtfl="http://schemas.microsoft.com/office/word/2024/wordml/sdtformatlock" xmlns:w16se="http://schemas.microsoft.com/office/word/2015/wordml/symex" xmlns:wpg="http://schemas.microsoft.com/office/word/2010/wordprocessingGroup" xmlns:wpi="http://schemas.microsoft.com/office/word/2010/wordprocessingInk" xmlns:wne="http://schemas.microsoft.com/office/word/2006/wordml" xmlns:wps="http://schemas.microsoft.com/office/word/2010/wordprocessingShape" mc:Ignorable="w14 w15 w16se w16cid w16 w16cex w16sdtdh w16sdtfl w16du wp14">
   <w:abstractNum w:abstractNumId="0" w15:restartNumberingAfterBreak="0">
     <w:nsid w:val="01CF066B"/>
     <w:multiLevelType w:val="hybridMultilevel"/>
@@ -4832,7 +4864,7 @@
 </file>
 
 <file path=word/styles.xml><?xml version="1.0" encoding="utf-8"?>
-<w:styles xmlns:mc="http://schemas.openxmlformats.org/markup-compatibility/2006" xmlns:r="http://schemas.openxmlformats.org/officeDocument/2006/relationships" xmlns:w="http://schemas.openxmlformats.org/wordprocessingml/2006/main" xmlns:w14="http://schemas.microsoft.com/office/word/2010/wordml" xmlns:w15="http://schemas.microsoft.com/office/word/2012/wordml" xmlns:w16cex="http://schemas.microsoft.com/office/word/2018/wordml/cex" xmlns:w16cid="http://schemas.microsoft.com/office/word/2016/wordml/cid" xmlns:w16="http://schemas.microsoft.com/office/word/2018/wordml" xmlns:w16du="http://schemas.microsoft.com/office/word/2023/wordml/word16du" xmlns:w16sdtdh="http://schemas.microsoft.com/office/word/2020/wordml/sdtdatahash" xmlns:w16se="http://schemas.microsoft.com/office/word/2015/wordml/symex" mc:Ignorable="w14 w15 w16se w16cid w16 w16cex w16sdtdh w16du">
+<w:styles xmlns:mc="http://schemas.openxmlformats.org/markup-compatibility/2006" xmlns:r="http://schemas.openxmlformats.org/officeDocument/2006/relationships" xmlns:w="http://schemas.openxmlformats.org/wordprocessingml/2006/main" xmlns:w14="http://schemas.microsoft.com/office/word/2010/wordml" xmlns:w15="http://schemas.microsoft.com/office/word/2012/wordml" xmlns:w16cex="http://schemas.microsoft.com/office/word/2018/wordml/cex" xmlns:w16cid="http://schemas.microsoft.com/office/word/2016/wordml/cid" xmlns:w16="http://schemas.microsoft.com/office/word/2018/wordml" xmlns:w16du="http://schemas.microsoft.com/office/word/2023/wordml/word16du" xmlns:w16sdtdh="http://schemas.microsoft.com/office/word/2020/wordml/sdtdatahash" xmlns:w16sdtfl="http://schemas.microsoft.com/office/word/2024/wordml/sdtformatlock" xmlns:w16se="http://schemas.microsoft.com/office/word/2015/wordml/symex" mc:Ignorable="w14 w15 w16se w16cid w16 w16cex w16sdtdh w16sdtfl w16du">
   <w:docDefaults>
     <w:rPrDefault>
       <w:rPr>
@@ -5930,7 +5962,7 @@
 </file>
 
 <file path=word/glossary/document.xml><?xml version="1.0" encoding="utf-8"?>
-<w:glossaryDocument xmlns:wpc="http://schemas.microsoft.com/office/word/2010/wordprocessingCanvas" xmlns:cx="http://schemas.microsoft.com/office/drawing/2014/chartex" xmlns:cx1="http://schemas.microsoft.com/office/drawing/2015/9/8/chartex" xmlns:cx2="http://schemas.microsoft.com/office/drawing/2015/10/21/chartex" xmlns:cx3="http://schemas.microsoft.com/office/drawing/2016/5/9/chartex" xmlns:cx4="http://schemas.microsoft.com/office/drawing/2016/5/10/chartex" xmlns:cx5="http://schemas.microsoft.com/office/drawing/2016/5/11/chartex" xmlns:cx6="http://schemas.microsoft.com/office/drawing/2016/5/12/chartex" xmlns:cx7="http://schemas.microsoft.com/office/drawing/2016/5/13/chartex" xmlns:cx8="http://schemas.microsoft.com/office/drawing/2016/5/14/chartex" xmlns:mc="http://schemas.openxmlformats.org/markup-compatibility/2006" xmlns:aink="http://schemas.microsoft.com/office/drawing/2016/ink" xmlns:am3d="http://schemas.microsoft.com/office/drawing/2017/model3d" xmlns:o="urn:schemas-microsoft-com:office:office" xmlns:oel="http://schemas.microsoft.com/office/2019/extlst" xmlns:r="http://schemas.openxmlformats.org/officeDocument/2006/relationships" xmlns:m="http://schemas.openxmlformats.org/officeDocument/2006/math" xmlns:v="urn:schemas-microsoft-com:vml" xmlns:wp14="http://schemas.microsoft.com/office/word/2010/wordprocessingDrawing" xmlns:wp="http://schemas.openxmlformats.org/drawingml/2006/wordprocessingDrawing" xmlns:w10="urn:schemas-microsoft-com:office:word" xmlns:w="http://schemas.openxmlformats.org/wordprocessingml/2006/main" xmlns:w14="http://schemas.microsoft.com/office/word/2010/wordml" xmlns:w15="http://schemas.microsoft.com/office/word/2012/wordml" xmlns:w16cex="http://schemas.microsoft.com/office/word/2018/wordml/cex" xmlns:w16cid="http://schemas.microsoft.com/office/word/2016/wordml/cid" xmlns:w16="http://schemas.microsoft.com/office/word/2018/wordml" xmlns:w16du="http://schemas.microsoft.com/office/word/2023/wordml/word16du" xmlns:w16sdtdh="http://schemas.microsoft.com/office/word/2020/wordml/sdtdatahash" xmlns:w16se="http://schemas.microsoft.com/office/word/2015/wordml/symex" xmlns:wpg="http://schemas.microsoft.com/office/word/2010/wordprocessingGroup" xmlns:wpi="http://schemas.microsoft.com/office/word/2010/wordprocessingInk" xmlns:wne="http://schemas.microsoft.com/office/word/2006/wordml" xmlns:wps="http://schemas.microsoft.com/office/word/2010/wordprocessingShape" mc:Ignorable="w14 w15 w16se w16cid w16 w16cex w16sdtdh w16du wp14">
+<w:glossaryDocument xmlns:wpc="http://schemas.microsoft.com/office/word/2010/wordprocessingCanvas" xmlns:cx="http://schemas.microsoft.com/office/drawing/2014/chartex" xmlns:cx1="http://schemas.microsoft.com/office/drawing/2015/9/8/chartex" xmlns:cx2="http://schemas.microsoft.com/office/drawing/2015/10/21/chartex" xmlns:cx3="http://schemas.microsoft.com/office/drawing/2016/5/9/chartex" xmlns:cx4="http://schemas.microsoft.com/office/drawing/2016/5/10/chartex" xmlns:cx5="http://schemas.microsoft.com/office/drawing/2016/5/11/chartex" xmlns:cx6="http://schemas.microsoft.com/office/drawing/2016/5/12/chartex" xmlns:cx7="http://schemas.microsoft.com/office/drawing/2016/5/13/chartex" xmlns:cx8="http://schemas.microsoft.com/office/drawing/2016/5/14/chartex" xmlns:mc="http://schemas.openxmlformats.org/markup-compatibility/2006" xmlns:aink="http://schemas.microsoft.com/office/drawing/2016/ink" xmlns:am3d="http://schemas.microsoft.com/office/drawing/2017/model3d" xmlns:o="urn:schemas-microsoft-com:office:office" xmlns:oel="http://schemas.microsoft.com/office/2019/extlst" xmlns:r="http://schemas.openxmlformats.org/officeDocument/2006/relationships" xmlns:m="http://schemas.openxmlformats.org/officeDocument/2006/math" xmlns:v="urn:schemas-microsoft-com:vml" xmlns:wp14="http://schemas.microsoft.com/office/word/2010/wordprocessingDrawing" xmlns:wp="http://schemas.openxmlformats.org/drawingml/2006/wordprocessingDrawing" xmlns:w10="urn:schemas-microsoft-com:office:word" xmlns:w="http://schemas.openxmlformats.org/wordprocessingml/2006/main" xmlns:w14="http://schemas.microsoft.com/office/word/2010/wordml" xmlns:w15="http://schemas.microsoft.com/office/word/2012/wordml" xmlns:w16cex="http://schemas.microsoft.com/office/word/2018/wordml/cex" xmlns:w16cid="http://schemas.microsoft.com/office/word/2016/wordml/cid" xmlns:w16="http://schemas.microsoft.com/office/word/2018/wordml" xmlns:w16du="http://schemas.microsoft.com/office/word/2023/wordml/word16du" xmlns:w16sdtdh="http://schemas.microsoft.com/office/word/2020/wordml/sdtdatahash" xmlns:w16sdtfl="http://schemas.microsoft.com/office/word/2024/wordml/sdtformatlock" xmlns:w16se="http://schemas.microsoft.com/office/word/2015/wordml/symex" xmlns:wpg="http://schemas.microsoft.com/office/word/2010/wordprocessingGroup" xmlns:wpi="http://schemas.microsoft.com/office/word/2010/wordprocessingInk" xmlns:wne="http://schemas.microsoft.com/office/word/2006/wordml" xmlns:wps="http://schemas.microsoft.com/office/word/2010/wordprocessingShape" mc:Ignorable="w14 w15 w16se w16cid w16 w16cex w16sdtdh w16sdtfl w16du wp14">
   <w:docParts>
     <w:docPart>
       <w:docPartPr>
@@ -5963,10 +5995,10 @@
 </file>
 
 <file path=word/glossary/fontTable.xml><?xml version="1.0" encoding="utf-8"?>
-<w:fonts xmlns:mc="http://schemas.openxmlformats.org/markup-compatibility/2006" xmlns:r="http://schemas.openxmlformats.org/officeDocument/2006/relationships" xmlns:w="http://schemas.openxmlformats.org/wordprocessingml/2006/main" xmlns:w14="http://schemas.microsoft.com/office/word/2010/wordml" xmlns:w15="http://schemas.microsoft.com/office/word/2012/wordml" xmlns:w16cex="http://schemas.microsoft.com/office/word/2018/wordml/cex" xmlns:w16cid="http://schemas.microsoft.com/office/word/2016/wordml/cid" xmlns:w16="http://schemas.microsoft.com/office/word/2018/wordml" xmlns:w16du="http://schemas.microsoft.com/office/word/2023/wordml/word16du" xmlns:w16sdtdh="http://schemas.microsoft.com/office/word/2020/wordml/sdtdatahash" xmlns:w16se="http://schemas.microsoft.com/office/word/2015/wordml/symex" mc:Ignorable="w14 w15 w16se w16cid w16 w16cex w16sdtdh w16du">
+<w:fonts xmlns:mc="http://schemas.openxmlformats.org/markup-compatibility/2006" xmlns:r="http://schemas.openxmlformats.org/officeDocument/2006/relationships" xmlns:w="http://schemas.openxmlformats.org/wordprocessingml/2006/main" xmlns:w14="http://schemas.microsoft.com/office/word/2010/wordml" xmlns:w15="http://schemas.microsoft.com/office/word/2012/wordml" xmlns:w16cex="http://schemas.microsoft.com/office/word/2018/wordml/cex" xmlns:w16cid="http://schemas.microsoft.com/office/word/2016/wordml/cid" xmlns:w16="http://schemas.microsoft.com/office/word/2018/wordml" xmlns:w16du="http://schemas.microsoft.com/office/word/2023/wordml/word16du" xmlns:w16sdtdh="http://schemas.microsoft.com/office/word/2020/wordml/sdtdatahash" xmlns:w16sdtfl="http://schemas.microsoft.com/office/word/2024/wordml/sdtformatlock" xmlns:w16se="http://schemas.microsoft.com/office/word/2015/wordml/symex" mc:Ignorable="w14 w15 w16se w16cid w16 w16cex w16sdtdh w16sdtfl w16du">
   <w:font w:name="Times New Roman">
     <w:panose1 w:val="02020603050405020304"/>
-    <w:charset w:val="EE"/>
+    <w:charset w:val="00"/>
     <w:family w:val="roman"/>
     <w:pitch w:val="variable"/>
     <w:sig w:usb0="E0002EFF" w:usb1="C000785B" w:usb2="00000009" w:usb3="00000000" w:csb0="000001FF" w:csb1="00000000"/>
@@ -5997,14 +6029,14 @@
     <w:charset w:val="EE"/>
     <w:family w:val="swiss"/>
     <w:pitch w:val="variable"/>
-    <w:sig w:usb0="E4002EFF" w:usb1="C000247B" w:usb2="00000009" w:usb3="00000000" w:csb0="000001FF" w:csb1="00000000"/>
+    <w:sig w:usb0="E4002EFF" w:usb1="C200247B" w:usb2="00000009" w:usb3="00000000" w:csb0="000001FF" w:csb1="00000000"/>
   </w:font>
   <w:font w:name="Calibri Light">
     <w:panose1 w:val="020F0302020204030204"/>
     <w:charset w:val="EE"/>
     <w:family w:val="swiss"/>
     <w:pitch w:val="variable"/>
-    <w:sig w:usb0="E4002EFF" w:usb1="C000247B" w:usb2="00000009" w:usb3="00000000" w:csb0="000001FF" w:csb1="00000000"/>
+    <w:sig w:usb0="E4002EFF" w:usb1="C200247B" w:usb2="00000009" w:usb3="00000000" w:csb0="000001FF" w:csb1="00000000"/>
   </w:font>
   <w:font w:name="Aptos">
     <w:charset w:val="00"/>
@@ -6022,7 +6054,7 @@
 </file>
 
 <file path=word/glossary/settings.xml><?xml version="1.0" encoding="utf-8"?>
-<w:settings xmlns:mc="http://schemas.openxmlformats.org/markup-compatibility/2006" xmlns:o="urn:schemas-microsoft-com:office:office" xmlns:r="http://schemas.openxmlformats.org/officeDocument/2006/relationships" xmlns:m="http://schemas.openxmlformats.org/officeDocument/2006/math" xmlns:v="urn:schemas-microsoft-com:vml" xmlns:w10="urn:schemas-microsoft-com:office:word" xmlns:w="http://schemas.openxmlformats.org/wordprocessingml/2006/main" xmlns:w14="http://schemas.microsoft.com/office/word/2010/wordml" xmlns:w15="http://schemas.microsoft.com/office/word/2012/wordml" xmlns:w16cex="http://schemas.microsoft.com/office/word/2018/wordml/cex" xmlns:w16cid="http://schemas.microsoft.com/office/word/2016/wordml/cid" xmlns:w16="http://schemas.microsoft.com/office/word/2018/wordml" xmlns:w16du="http://schemas.microsoft.com/office/word/2023/wordml/word16du" xmlns:w16sdtdh="http://schemas.microsoft.com/office/word/2020/wordml/sdtdatahash" xmlns:w16se="http://schemas.microsoft.com/office/word/2015/wordml/symex" xmlns:sl="http://schemas.openxmlformats.org/schemaLibrary/2006/main" mc:Ignorable="w14 w15 w16se w16cid w16 w16cex w16sdtdh w16du">
+<w:settings xmlns:mc="http://schemas.openxmlformats.org/markup-compatibility/2006" xmlns:o="urn:schemas-microsoft-com:office:office" xmlns:r="http://schemas.openxmlformats.org/officeDocument/2006/relationships" xmlns:m="http://schemas.openxmlformats.org/officeDocument/2006/math" xmlns:v="urn:schemas-microsoft-com:vml" xmlns:w10="urn:schemas-microsoft-com:office:word" xmlns:w="http://schemas.openxmlformats.org/wordprocessingml/2006/main" xmlns:w14="http://schemas.microsoft.com/office/word/2010/wordml" xmlns:w15="http://schemas.microsoft.com/office/word/2012/wordml" xmlns:w16cex="http://schemas.microsoft.com/office/word/2018/wordml/cex" xmlns:w16cid="http://schemas.microsoft.com/office/word/2016/wordml/cid" xmlns:w16="http://schemas.microsoft.com/office/word/2018/wordml" xmlns:w16du="http://schemas.microsoft.com/office/word/2023/wordml/word16du" xmlns:w16sdtdh="http://schemas.microsoft.com/office/word/2020/wordml/sdtdatahash" xmlns:w16sdtfl="http://schemas.microsoft.com/office/word/2024/wordml/sdtformatlock" xmlns:w16se="http://schemas.microsoft.com/office/word/2015/wordml/symex" xmlns:sl="http://schemas.openxmlformats.org/schemaLibrary/2006/main" mc:Ignorable="w14 w15 w16se w16cid w16 w16cex w16sdtdh w16sdtfl w16du">
   <w:view w:val="normal"/>
   <w:defaultTabStop w:val="708"/>
   <w:hyphenationZone w:val="425"/>
@@ -6040,6 +6072,8 @@
     <w:rsidRoot w:val="009F2DFC"/>
     <w:rsid w:val="004711AF"/>
     <w:rsid w:val="009F2DFC"/>
+    <w:rsid w:val="00B77466"/>
+    <w:rsid w:val="00F51DF3"/>
   </w:rsids>
   <m:mathPr>
     <m:mathFont m:val="Cambria Math"/>
@@ -6063,7 +6097,7 @@
 </file>
 
 <file path=word/glossary/styles.xml><?xml version="1.0" encoding="utf-8"?>
-<w:styles xmlns:mc="http://schemas.openxmlformats.org/markup-compatibility/2006" xmlns:r="http://schemas.openxmlformats.org/officeDocument/2006/relationships" xmlns:w="http://schemas.openxmlformats.org/wordprocessingml/2006/main" xmlns:w14="http://schemas.microsoft.com/office/word/2010/wordml" xmlns:w15="http://schemas.microsoft.com/office/word/2012/wordml" xmlns:w16cex="http://schemas.microsoft.com/office/word/2018/wordml/cex" xmlns:w16cid="http://schemas.microsoft.com/office/word/2016/wordml/cid" xmlns:w16="http://schemas.microsoft.com/office/word/2018/wordml" xmlns:w16du="http://schemas.microsoft.com/office/word/2023/wordml/word16du" xmlns:w16sdtdh="http://schemas.microsoft.com/office/word/2020/wordml/sdtdatahash" xmlns:w16se="http://schemas.microsoft.com/office/word/2015/wordml/symex" mc:Ignorable="w14 w15 w16se w16cid w16 w16cex w16sdtdh w16du">
+<w:styles xmlns:mc="http://schemas.openxmlformats.org/markup-compatibility/2006" xmlns:r="http://schemas.openxmlformats.org/officeDocument/2006/relationships" xmlns:w="http://schemas.openxmlformats.org/wordprocessingml/2006/main" xmlns:w14="http://schemas.microsoft.com/office/word/2010/wordml" xmlns:w15="http://schemas.microsoft.com/office/word/2012/wordml" xmlns:w16cex="http://schemas.microsoft.com/office/word/2018/wordml/cex" xmlns:w16cid="http://schemas.microsoft.com/office/word/2016/wordml/cid" xmlns:w16="http://schemas.microsoft.com/office/word/2018/wordml" xmlns:w16du="http://schemas.microsoft.com/office/word/2023/wordml/word16du" xmlns:w16sdtdh="http://schemas.microsoft.com/office/word/2020/wordml/sdtdatahash" xmlns:w16sdtfl="http://schemas.microsoft.com/office/word/2024/wordml/sdtformatlock" xmlns:w16se="http://schemas.microsoft.com/office/word/2015/wordml/symex" mc:Ignorable="w14 w15 w16se w16cid w16 w16cex w16sdtdh w16sdtfl w16du">
   <w:docDefaults>
     <w:rPrDefault>
       <w:rPr>
@@ -6504,7 +6538,7 @@
 </file>
 
 <file path=word/glossary/webSettings.xml><?xml version="1.0" encoding="utf-8"?>
-<w:webSettings xmlns:mc="http://schemas.openxmlformats.org/markup-compatibility/2006" xmlns:r="http://schemas.openxmlformats.org/officeDocument/2006/relationships" xmlns:w="http://schemas.openxmlformats.org/wordprocessingml/2006/main" xmlns:w14="http://schemas.microsoft.com/office/word/2010/wordml" xmlns:w15="http://schemas.microsoft.com/office/word/2012/wordml" xmlns:w16cex="http://schemas.microsoft.com/office/word/2018/wordml/cex" xmlns:w16cid="http://schemas.microsoft.com/office/word/2016/wordml/cid" xmlns:w16="http://schemas.microsoft.com/office/word/2018/wordml" xmlns:w16du="http://schemas.microsoft.com/office/word/2023/wordml/word16du" xmlns:w16sdtdh="http://schemas.microsoft.com/office/word/2020/wordml/sdtdatahash" xmlns:w16se="http://schemas.microsoft.com/office/word/2015/wordml/symex" mc:Ignorable="w14 w15 w16se w16cid w16 w16cex w16sdtdh w16du">
+<w:webSettings xmlns:mc="http://schemas.openxmlformats.org/markup-compatibility/2006" xmlns:r="http://schemas.openxmlformats.org/officeDocument/2006/relationships" xmlns:w="http://schemas.openxmlformats.org/wordprocessingml/2006/main" xmlns:w14="http://schemas.microsoft.com/office/word/2010/wordml" xmlns:w15="http://schemas.microsoft.com/office/word/2012/wordml" xmlns:w16cex="http://schemas.microsoft.com/office/word/2018/wordml/cex" xmlns:w16cid="http://schemas.microsoft.com/office/word/2016/wordml/cid" xmlns:w16="http://schemas.microsoft.com/office/word/2018/wordml" xmlns:w16du="http://schemas.microsoft.com/office/word/2023/wordml/word16du" xmlns:w16sdtdh="http://schemas.microsoft.com/office/word/2020/wordml/sdtdatahash" xmlns:w16sdtfl="http://schemas.microsoft.com/office/word/2024/wordml/sdtformatlock" xmlns:w16se="http://schemas.microsoft.com/office/word/2015/wordml/symex" mc:Ignorable="w14 w15 w16se w16cid w16 w16cex w16sdtdh w16sdtfl w16du">
   <w:optimizeForBrowser/>
   <w:allowPNG/>
 </w:webSettings>
@@ -6826,17 +6860,6 @@
 </file>
 
 <file path=customXml/item1.xml><?xml version="1.0" encoding="utf-8"?>
-<p:properties xmlns:p="http://schemas.microsoft.com/office/2006/metadata/properties" xmlns:xsi="http://www.w3.org/2001/XMLSchema-instance" xmlns:pc="http://schemas.microsoft.com/office/infopath/2007/PartnerControls">
-  <documentManagement>
-    <TaxCatchAll xmlns="0754e598-d92b-432a-bfc7-587b8d54ca5c" xsi:nil="true"/>
-    <lcf76f155ced4ddcb4097134ff3c332f xmlns="27a2ce00-e365-4280-9079-57f3c403b5f2">
-      <Terms xmlns="http://schemas.microsoft.com/office/infopath/2007/PartnerControls"/>
-    </lcf76f155ced4ddcb4097134ff3c332f>
-  </documentManagement>
-</p:properties>
-</file>
-
-<file path=customXml/item2.xml><?xml version="1.0" encoding="utf-8"?>
 <ct:contentTypeSchema xmlns:ct="http://schemas.microsoft.com/office/2006/metadata/contentType" xmlns:ma="http://schemas.microsoft.com/office/2006/metadata/properties/metaAttributes" ct:_="" ma:_="" ma:contentTypeName="Dokument" ma:contentTypeID="0x0101009F35B7C6428F3942BC985A28E33CC377" ma:contentTypeVersion="12" ma:contentTypeDescription="Vytvoří nový dokument" ma:contentTypeScope="" ma:versionID="1afc9a6ff6065f56f3161a2df7ee6220">
   <xsd:schema xmlns:xsd="http://www.w3.org/2001/XMLSchema" xmlns:xs="http://www.w3.org/2001/XMLSchema" xmlns:p="http://schemas.microsoft.com/office/2006/metadata/properties" xmlns:ns2="27a2ce00-e365-4280-9079-57f3c403b5f2" xmlns:ns3="0754e598-d92b-432a-bfc7-587b8d54ca5c" targetNamespace="http://schemas.microsoft.com/office/2006/metadata/properties" ma:root="true" ma:fieldsID="90d022d625bb7b410754c8122c9f4c1b" ns2:_="" ns3:_="">
     <xsd:import namespace="27a2ce00-e365-4280-9079-57f3c403b5f2"/>
@@ -7037,7 +7060,22 @@
 </ct:contentTypeSchema>
 </file>
 
+<file path=customXml/item2.xml><?xml version="1.0" encoding="utf-8"?>
+<p:properties xmlns:p="http://schemas.microsoft.com/office/2006/metadata/properties" xmlns:xsi="http://www.w3.org/2001/XMLSchema-instance" xmlns:pc="http://schemas.microsoft.com/office/infopath/2007/PartnerControls">
+  <documentManagement>
+    <TaxCatchAll xmlns="0754e598-d92b-432a-bfc7-587b8d54ca5c" xsi:nil="true"/>
+    <lcf76f155ced4ddcb4097134ff3c332f xmlns="27a2ce00-e365-4280-9079-57f3c403b5f2">
+      <Terms xmlns="http://schemas.microsoft.com/office/infopath/2007/PartnerControls"/>
+    </lcf76f155ced4ddcb4097134ff3c332f>
+  </documentManagement>
+</p:properties>
+</file>
+
 <file path=customXml/item3.xml><?xml version="1.0" encoding="utf-8"?>
+<b:Sources xmlns:b="http://schemas.openxmlformats.org/officeDocument/2006/bibliography" xmlns="http://schemas.openxmlformats.org/officeDocument/2006/bibliography" SelectedStyle="\ISO690Nmerical.XSL" StyleName="ISO 690 – číselná reference" Version="1987"/>
+</file>
+
+<file path=customXml/item4.xml><?xml version="1.0" encoding="utf-8"?>
 <?mso-contentType ?>
 <FormTemplates xmlns="http://schemas.microsoft.com/sharepoint/v3/contenttype/forms">
   <Display>DocumentLibraryForm</Display>
@@ -7046,28 +7084,7 @@
 </FormTemplates>
 </file>
 
-<file path=customXml/item4.xml><?xml version="1.0" encoding="utf-8"?>
-<b:Sources xmlns:b="http://schemas.openxmlformats.org/officeDocument/2006/bibliography" xmlns="http://schemas.openxmlformats.org/officeDocument/2006/bibliography" SelectedStyle="\ISO690Nmerical.XSL" StyleName="ISO 690 – číselná reference" Version="1987"/>
-</file>
-
 <file path=customXml/itemProps1.xml><?xml version="1.0" encoding="utf-8"?>
-<ds:datastoreItem xmlns:ds="http://schemas.openxmlformats.org/officeDocument/2006/customXml" ds:itemID="{6198641B-C01A-4C21-B00E-85868DDA545C}">
-  <ds:schemaRefs>
-    <ds:schemaRef ds:uri="http://purl.org/dc/dcmitype/"/>
-    <ds:schemaRef ds:uri="0754e598-d92b-432a-bfc7-587b8d54ca5c"/>
-    <ds:schemaRef ds:uri="http://schemas.microsoft.com/office/infopath/2007/PartnerControls"/>
-    <ds:schemaRef ds:uri="27a2ce00-e365-4280-9079-57f3c403b5f2"/>
-    <ds:schemaRef ds:uri="http://purl.org/dc/elements/1.1/"/>
-    <ds:schemaRef ds:uri="http://schemas.microsoft.com/office/2006/documentManagement/types"/>
-    <ds:schemaRef ds:uri="http://schemas.openxmlformats.org/package/2006/metadata/core-properties"/>
-    <ds:schemaRef ds:uri="http://purl.org/dc/terms/"/>
-    <ds:schemaRef ds:uri="http://schemas.microsoft.com/office/2006/metadata/properties"/>
-    <ds:schemaRef ds:uri="http://www.w3.org/XML/1998/namespace"/>
-  </ds:schemaRefs>
-</ds:datastoreItem>
-</file>
-
-<file path=customXml/itemProps2.xml><?xml version="1.0" encoding="utf-8"?>
 <ds:datastoreItem xmlns:ds="http://schemas.openxmlformats.org/officeDocument/2006/customXml" ds:itemID="{27E0BC8D-D1AA-4066-9018-090B6C96D688}">
   <ds:schemaRefs>
     <ds:schemaRef ds:uri="http://schemas.microsoft.com/office/2006/metadata/contentType"/>
@@ -7086,18 +7103,29 @@
 </ds:datastoreItem>
 </file>
 
+<file path=customXml/itemProps2.xml><?xml version="1.0" encoding="utf-8"?>
+<ds:datastoreItem xmlns:ds="http://schemas.openxmlformats.org/officeDocument/2006/customXml" ds:itemID="{6198641B-C01A-4C21-B00E-85868DDA545C}">
+  <ds:schemaRefs>
+    <ds:schemaRef ds:uri="http://schemas.microsoft.com/office/2006/metadata/properties"/>
+    <ds:schemaRef ds:uri="http://schemas.microsoft.com/office/infopath/2007/PartnerControls"/>
+    <ds:schemaRef ds:uri="0754e598-d92b-432a-bfc7-587b8d54ca5c"/>
+    <ds:schemaRef ds:uri="27a2ce00-e365-4280-9079-57f3c403b5f2"/>
+  </ds:schemaRefs>
+</ds:datastoreItem>
+</file>
+
 <file path=customXml/itemProps3.xml><?xml version="1.0" encoding="utf-8"?>
+<ds:datastoreItem xmlns:ds="http://schemas.openxmlformats.org/officeDocument/2006/customXml" ds:itemID="{0C7CBB1F-6B38-43D6-993F-ECFF58FCAD3B}">
+  <ds:schemaRefs>
+    <ds:schemaRef ds:uri="http://schemas.openxmlformats.org/officeDocument/2006/bibliography"/>
+  </ds:schemaRefs>
+</ds:datastoreItem>
+</file>
+
+<file path=customXml/itemProps4.xml><?xml version="1.0" encoding="utf-8"?>
 <ds:datastoreItem xmlns:ds="http://schemas.openxmlformats.org/officeDocument/2006/customXml" ds:itemID="{1717B560-00C2-4FF0-9154-7896B15F0979}">
   <ds:schemaRefs>
     <ds:schemaRef ds:uri="http://schemas.microsoft.com/sharepoint/v3/contenttype/forms"/>
   </ds:schemaRefs>
 </ds:datastoreItem>
-</file>
-
-<file path=customXml/itemProps4.xml><?xml version="1.0" encoding="utf-8"?>
-<ds:datastoreItem xmlns:ds="http://schemas.openxmlformats.org/officeDocument/2006/customXml" ds:itemID="{0C7CBB1F-6B38-43D6-993F-ECFF58FCAD3B}">
-  <ds:schemaRefs>
-    <ds:schemaRef ds:uri="http://schemas.openxmlformats.org/officeDocument/2006/bibliography"/>
-  </ds:schemaRefs>
-</ds:datastoreItem>
 </file>
--- a/Dokumentace/BES0057_KAS0249_SLI0123_PRII.docx
+++ b/Dokumentace/BES0057_KAS0249_SLI0123_PRII.docx
@@ -310,23 +310,7 @@
           <w:sz w:val="28"/>
           <w:szCs w:val="28"/>
         </w:rPr>
-        <w:t xml:space="preserve">Jan </w:t>
-      </w:r>
-      <w:proofErr w:type="spellStart"/>
-      <w:r>
-        <w:rPr>
-          <w:sz w:val="28"/>
-          <w:szCs w:val="28"/>
-        </w:rPr>
-        <w:t>Besta</w:t>
-      </w:r>
-      <w:proofErr w:type="spellEnd"/>
-      <w:r>
-        <w:rPr>
-          <w:sz w:val="28"/>
-          <w:szCs w:val="28"/>
-        </w:rPr>
-        <w:t xml:space="preserve"> BES0057</w:t>
+        <w:t>Jan Besta BES0057</w:t>
       </w:r>
       <w:r>
         <w:rPr>
@@ -1576,15 +1560,50 @@
       <w:pPr>
         <w:pStyle w:val="Nadpis1"/>
       </w:pPr>
-      <w:bookmarkStart w:id="3" w:name="_Toc179223566"/>
-      <w:r>
-        <w:t>Nadpis kapitoly</w:t>
+      <w:proofErr w:type="spellStart"/>
+      <w:r>
+        <w:t>Raspberry</w:t>
+      </w:r>
+      <w:proofErr w:type="spellEnd"/>
+      <w:r>
+        <w:t xml:space="preserve"> PI</w:t>
+      </w:r>
+    </w:p>
+    <w:p>
+      <w:pPr>
+        <w:pStyle w:val="Nadpis1"/>
+      </w:pPr>
+      <w:r>
+        <w:t xml:space="preserve">KUKA robot </w:t>
+      </w:r>
+    </w:p>
+    <w:p>
+      <w:pPr>
+        <w:rPr>
+          <w:noProof/>
+        </w:rPr>
+      </w:pPr>
+    </w:p>
+    <w:p>
+      <w:pPr>
+        <w:rPr>
+          <w:noProof/>
+        </w:rPr>
+      </w:pPr>
+    </w:p>
+    <w:p/>
+    <w:p>
+      <w:pPr>
+        <w:pStyle w:val="Nadpis2"/>
+      </w:pPr>
+      <w:bookmarkStart w:id="3" w:name="_Toc179223567"/>
+      <w:r>
+        <w:t>Nadpis podkapitoly</w:t>
       </w:r>
       <w:bookmarkEnd w:id="3"/>
     </w:p>
     <w:p>
       <w:pPr>
-        <w:jc w:val="both"/>
         <w:rPr>
           <w:noProof/>
         </w:rPr>
@@ -1596,30 +1615,6 @@
         <w:t>Lorem ipsum dolor sit amet, consectetuer adipiscing elit. Maecenas porttitor congue massa. Fusce posuere, magna sed pulvinar ultricies, purus lectus malesuada libero, sit amet commodo magna eros quis urna.</w:t>
       </w:r>
     </w:p>
-    <w:p/>
-    <w:p>
-      <w:pPr>
-        <w:pStyle w:val="Nadpis2"/>
-      </w:pPr>
-      <w:bookmarkStart w:id="4" w:name="_Toc179223567"/>
-      <w:r>
-        <w:t>Nadpis podkapitoly</w:t>
-      </w:r>
-      <w:bookmarkEnd w:id="4"/>
-    </w:p>
-    <w:p>
-      <w:pPr>
-        <w:rPr>
-          <w:noProof/>
-        </w:rPr>
-      </w:pPr>
-      <w:r>
-        <w:rPr>
-          <w:noProof/>
-        </w:rPr>
-        <w:t>Lorem ipsum dolor sit amet, consectetuer adipiscing elit. Maecenas porttitor congue massa. Fusce posuere, magna sed pulvinar ultricies, purus lectus malesuada libero, sit amet commodo magna eros quis urna.</w:t>
-      </w:r>
-    </w:p>
     <w:p>
       <w:pPr>
         <w:rPr>
@@ -1673,7 +1668,7 @@
       <w:pPr>
         <w:pStyle w:val="Nadpis3"/>
       </w:pPr>
-      <w:bookmarkStart w:id="5" w:name="_Toc179223568"/>
+      <w:bookmarkStart w:id="4" w:name="_Toc179223568"/>
       <w:r>
         <w:t xml:space="preserve">Nadpis </w:t>
       </w:r>
@@ -1681,7 +1676,7 @@
       <w:r>
         <w:t>podpodkapitoly</w:t>
       </w:r>
-      <w:bookmarkEnd w:id="5"/>
+      <w:bookmarkEnd w:id="4"/>
       <w:proofErr w:type="spellEnd"/>
     </w:p>
     <w:p>
@@ -1715,30 +1710,37 @@
           <w:szCs w:val="40"/>
         </w:rPr>
       </w:pPr>
-      <w:bookmarkStart w:id="6" w:name="_Toc179223569"/>
+      <w:bookmarkStart w:id="5" w:name="_Toc179223569"/>
       <w:r>
         <w:br w:type="page"/>
+      </w:r>
+    </w:p>
+    <w:bookmarkEnd w:id="5"/>
+    <w:p>
+      <w:pPr>
+        <w:pStyle w:val="Nadpis1"/>
+      </w:pPr>
+      <w:r>
+        <w:lastRenderedPageBreak/>
+        <w:t>Komunikace s KUKA robotem</w:t>
+      </w:r>
+    </w:p>
+    <w:p/>
+    <w:p>
+      <w:pPr>
+        <w:pStyle w:val="Nadpis1"/>
+      </w:pPr>
+      <w:r>
+        <w:t xml:space="preserve">LED osvětlení </w:t>
       </w:r>
     </w:p>
     <w:p>
       <w:pPr>
-        <w:pStyle w:val="Nadpis1"/>
-      </w:pPr>
-      <w:r>
-        <w:lastRenderedPageBreak/>
-        <w:t>Plovoucí objekty</w:t>
-      </w:r>
-      <w:bookmarkEnd w:id="6"/>
-    </w:p>
-    <w:p>
-      <w:pPr>
         <w:pStyle w:val="Nadpis2"/>
       </w:pPr>
-      <w:bookmarkStart w:id="7" w:name="_Toc179223570"/>
-      <w:r>
-        <w:t>Obrázek s popiskem</w:t>
-      </w:r>
-      <w:bookmarkEnd w:id="7"/>
+      <w:r>
+        <w:t>Hardware</w:t>
+      </w:r>
     </w:p>
     <w:p/>
     <w:p>
@@ -1791,7 +1793,7 @@
       <w:pPr>
         <w:pStyle w:val="Titulek"/>
       </w:pPr>
-      <w:bookmarkStart w:id="8" w:name="_Toc179223436"/>
+      <w:bookmarkStart w:id="6" w:name="_Toc179223436"/>
       <w:r>
         <w:t xml:space="preserve">Obr. </w:t>
       </w:r>
@@ -1819,31 +1821,23 @@
       <w:r>
         <w:t xml:space="preserve"> Popis obrázku</w:t>
       </w:r>
-      <w:bookmarkEnd w:id="8"/>
+      <w:bookmarkEnd w:id="6"/>
     </w:p>
     <w:p/>
     <w:p>
       <w:pPr>
         <w:pStyle w:val="Nadpis2"/>
       </w:pPr>
-      <w:bookmarkStart w:id="9" w:name="_Toc179223571"/>
-      <w:r>
-        <w:t xml:space="preserve">Tabulka </w:t>
-      </w:r>
-      <w:r>
-        <w:t>s </w:t>
-      </w:r>
-      <w:r>
-        <w:t>popiskem</w:t>
-      </w:r>
-      <w:bookmarkEnd w:id="9"/>
+      <w:r>
+        <w:t>Software</w:t>
+      </w:r>
     </w:p>
     <w:p/>
     <w:p>
       <w:pPr>
         <w:pStyle w:val="Titulek"/>
       </w:pPr>
-      <w:bookmarkStart w:id="10" w:name="_Toc179223542"/>
+      <w:bookmarkStart w:id="7" w:name="_Toc179223542"/>
       <w:r>
         <w:t xml:space="preserve">Tab.  </w:t>
       </w:r>
@@ -1871,7 +1865,7 @@
       <w:r>
         <w:t xml:space="preserve"> Popis tabulky</w:t>
       </w:r>
-      <w:bookmarkEnd w:id="10"/>
+      <w:bookmarkEnd w:id="7"/>
     </w:p>
     <w:tbl>
       <w:tblPr>
@@ -2177,11 +2171,11 @@
       <w:pPr>
         <w:pStyle w:val="Nadpis1"/>
       </w:pPr>
-      <w:bookmarkStart w:id="11" w:name="_Toc179223572"/>
+      <w:bookmarkStart w:id="8" w:name="_Toc179223572"/>
       <w:r>
         <w:t>Závěr – zhodnocení výsledků</w:t>
       </w:r>
-      <w:bookmarkEnd w:id="11"/>
+      <w:bookmarkEnd w:id="8"/>
     </w:p>
     <w:p>
       <w:pPr>
@@ -2235,11 +2229,11 @@
       <w:pPr>
         <w:pStyle w:val="Nadpis1"/>
       </w:pPr>
-      <w:bookmarkStart w:id="12" w:name="_Toc179223573"/>
+      <w:bookmarkStart w:id="9" w:name="_Toc179223573"/>
       <w:r>
         <w:t>Zdroje</w:t>
       </w:r>
-      <w:bookmarkEnd w:id="12"/>
+      <w:bookmarkEnd w:id="9"/>
     </w:p>
     <w:sdt>
       <w:sdtPr>
@@ -2343,7 +2337,23 @@
                     <w:rFonts w:ascii="Calibri" w:eastAsia="Times New Roman" w:hAnsi="Calibri" w:cs="Calibri"/>
                     <w:color w:val="000000"/>
                   </w:rPr>
-                  <w:t xml:space="preserve">. Praha: BEN - technická literatura, 2005. ISBN 80-7300-087-3. </w:t>
+                  <w:t xml:space="preserve">. Praha: </w:t>
+                </w:r>
+                <w:proofErr w:type="gramStart"/>
+                <w:r>
+                  <w:rPr>
+                    <w:rFonts w:ascii="Calibri" w:eastAsia="Times New Roman" w:hAnsi="Calibri" w:cs="Calibri"/>
+                    <w:color w:val="000000"/>
+                  </w:rPr>
+                  <w:t>BEN - technická</w:t>
+                </w:r>
+                <w:proofErr w:type="gramEnd"/>
+                <w:r>
+                  <w:rPr>
+                    <w:rFonts w:ascii="Calibri" w:eastAsia="Times New Roman" w:hAnsi="Calibri" w:cs="Calibri"/>
+                    <w:color w:val="000000"/>
+                  </w:rPr>
+                  <w:t xml:space="preserve"> literatura, 2005. ISBN 80-7300-087-3. </w:t>
                 </w:r>
               </w:p>
             </w:tc>
@@ -5998,7 +6008,7 @@
 <w:fonts xmlns:mc="http://schemas.openxmlformats.org/markup-compatibility/2006" xmlns:r="http://schemas.openxmlformats.org/officeDocument/2006/relationships" xmlns:w="http://schemas.openxmlformats.org/wordprocessingml/2006/main" xmlns:w14="http://schemas.microsoft.com/office/word/2010/wordml" xmlns:w15="http://schemas.microsoft.com/office/word/2012/wordml" xmlns:w16cex="http://schemas.microsoft.com/office/word/2018/wordml/cex" xmlns:w16cid="http://schemas.microsoft.com/office/word/2016/wordml/cid" xmlns:w16="http://schemas.microsoft.com/office/word/2018/wordml" xmlns:w16du="http://schemas.microsoft.com/office/word/2023/wordml/word16du" xmlns:w16sdtdh="http://schemas.microsoft.com/office/word/2020/wordml/sdtdatahash" xmlns:w16sdtfl="http://schemas.microsoft.com/office/word/2024/wordml/sdtformatlock" xmlns:w16se="http://schemas.microsoft.com/office/word/2015/wordml/symex" mc:Ignorable="w14 w15 w16se w16cid w16 w16cex w16sdtdh w16sdtfl w16du">
   <w:font w:name="Times New Roman">
     <w:panose1 w:val="02020603050405020304"/>
-    <w:charset w:val="00"/>
+    <w:charset w:val="EE"/>
     <w:family w:val="roman"/>
     <w:pitch w:val="variable"/>
     <w:sig w:usb0="E0002EFF" w:usb1="C000785B" w:usb2="00000009" w:usb3="00000000" w:csb0="000001FF" w:csb1="00000000"/>
@@ -6029,14 +6039,14 @@
     <w:charset w:val="EE"/>
     <w:family w:val="swiss"/>
     <w:pitch w:val="variable"/>
-    <w:sig w:usb0="E4002EFF" w:usb1="C200247B" w:usb2="00000009" w:usb3="00000000" w:csb0="000001FF" w:csb1="00000000"/>
+    <w:sig w:usb0="E4002EFF" w:usb1="C000247B" w:usb2="00000009" w:usb3="00000000" w:csb0="000001FF" w:csb1="00000000"/>
   </w:font>
   <w:font w:name="Calibri Light">
     <w:panose1 w:val="020F0302020204030204"/>
     <w:charset w:val="EE"/>
     <w:family w:val="swiss"/>
     <w:pitch w:val="variable"/>
-    <w:sig w:usb0="E4002EFF" w:usb1="C200247B" w:usb2="00000009" w:usb3="00000000" w:csb0="000001FF" w:csb1="00000000"/>
+    <w:sig w:usb0="E4002EFF" w:usb1="C000247B" w:usb2="00000009" w:usb3="00000000" w:csb0="000001FF" w:csb1="00000000"/>
   </w:font>
   <w:font w:name="Aptos">
     <w:charset w:val="00"/>
@@ -6070,7 +6080,9 @@
   </w:compat>
   <w:rsids>
     <w:rsidRoot w:val="009F2DFC"/>
+    <w:rsid w:val="00265B19"/>
     <w:rsid w:val="004711AF"/>
+    <w:rsid w:val="008F0D84"/>
     <w:rsid w:val="009F2DFC"/>
     <w:rsid w:val="00B77466"/>
     <w:rsid w:val="00F51DF3"/>
@@ -6860,6 +6872,21 @@
 </file>
 
 <file path=customXml/item1.xml><?xml version="1.0" encoding="utf-8"?>
+<b:Sources xmlns:b="http://schemas.openxmlformats.org/officeDocument/2006/bibliography" xmlns="http://schemas.openxmlformats.org/officeDocument/2006/bibliography" SelectedStyle="\ISO690Nmerical.XSL" StyleName="ISO 690 – číselná reference" Version="1987"/>
+</file>
+
+<file path=customXml/item2.xml><?xml version="1.0" encoding="utf-8"?>
+<p:properties xmlns:p="http://schemas.microsoft.com/office/2006/metadata/properties" xmlns:xsi="http://www.w3.org/2001/XMLSchema-instance" xmlns:pc="http://schemas.microsoft.com/office/infopath/2007/PartnerControls">
+  <documentManagement>
+    <TaxCatchAll xmlns="0754e598-d92b-432a-bfc7-587b8d54ca5c" xsi:nil="true"/>
+    <lcf76f155ced4ddcb4097134ff3c332f xmlns="27a2ce00-e365-4280-9079-57f3c403b5f2">
+      <Terms xmlns="http://schemas.microsoft.com/office/infopath/2007/PartnerControls"/>
+    </lcf76f155ced4ddcb4097134ff3c332f>
+  </documentManagement>
+</p:properties>
+</file>
+
+<file path=customXml/item3.xml><?xml version="1.0" encoding="utf-8"?>
 <ct:contentTypeSchema xmlns:ct="http://schemas.microsoft.com/office/2006/metadata/contentType" xmlns:ma="http://schemas.microsoft.com/office/2006/metadata/properties/metaAttributes" ct:_="" ma:_="" ma:contentTypeName="Dokument" ma:contentTypeID="0x0101009F35B7C6428F3942BC985A28E33CC377" ma:contentTypeVersion="12" ma:contentTypeDescription="Vytvoří nový dokument" ma:contentTypeScope="" ma:versionID="1afc9a6ff6065f56f3161a2df7ee6220">
   <xsd:schema xmlns:xsd="http://www.w3.org/2001/XMLSchema" xmlns:xs="http://www.w3.org/2001/XMLSchema" xmlns:p="http://schemas.microsoft.com/office/2006/metadata/properties" xmlns:ns2="27a2ce00-e365-4280-9079-57f3c403b5f2" xmlns:ns3="0754e598-d92b-432a-bfc7-587b8d54ca5c" targetNamespace="http://schemas.microsoft.com/office/2006/metadata/properties" ma:root="true" ma:fieldsID="90d022d625bb7b410754c8122c9f4c1b" ns2:_="" ns3:_="">
     <xsd:import namespace="27a2ce00-e365-4280-9079-57f3c403b5f2"/>
@@ -7060,21 +7087,6 @@
 </ct:contentTypeSchema>
 </file>
 
-<file path=customXml/item2.xml><?xml version="1.0" encoding="utf-8"?>
-<p:properties xmlns:p="http://schemas.microsoft.com/office/2006/metadata/properties" xmlns:xsi="http://www.w3.org/2001/XMLSchema-instance" xmlns:pc="http://schemas.microsoft.com/office/infopath/2007/PartnerControls">
-  <documentManagement>
-    <TaxCatchAll xmlns="0754e598-d92b-432a-bfc7-587b8d54ca5c" xsi:nil="true"/>
-    <lcf76f155ced4ddcb4097134ff3c332f xmlns="27a2ce00-e365-4280-9079-57f3c403b5f2">
-      <Terms xmlns="http://schemas.microsoft.com/office/infopath/2007/PartnerControls"/>
-    </lcf76f155ced4ddcb4097134ff3c332f>
-  </documentManagement>
-</p:properties>
-</file>
-
-<file path=customXml/item3.xml><?xml version="1.0" encoding="utf-8"?>
-<b:Sources xmlns:b="http://schemas.openxmlformats.org/officeDocument/2006/bibliography" xmlns="http://schemas.openxmlformats.org/officeDocument/2006/bibliography" SelectedStyle="\ISO690Nmerical.XSL" StyleName="ISO 690 – číselná reference" Version="1987"/>
-</file>
-
 <file path=customXml/item4.xml><?xml version="1.0" encoding="utf-8"?>
 <?mso-contentType ?>
 <FormTemplates xmlns="http://schemas.microsoft.com/sharepoint/v3/contenttype/forms">
@@ -7085,6 +7097,25 @@
 </file>
 
 <file path=customXml/itemProps1.xml><?xml version="1.0" encoding="utf-8"?>
+<ds:datastoreItem xmlns:ds="http://schemas.openxmlformats.org/officeDocument/2006/customXml" ds:itemID="{0C7CBB1F-6B38-43D6-993F-ECFF58FCAD3B}">
+  <ds:schemaRefs>
+    <ds:schemaRef ds:uri="http://schemas.openxmlformats.org/officeDocument/2006/bibliography"/>
+  </ds:schemaRefs>
+</ds:datastoreItem>
+</file>
+
+<file path=customXml/itemProps2.xml><?xml version="1.0" encoding="utf-8"?>
+<ds:datastoreItem xmlns:ds="http://schemas.openxmlformats.org/officeDocument/2006/customXml" ds:itemID="{6198641B-C01A-4C21-B00E-85868DDA545C}">
+  <ds:schemaRefs>
+    <ds:schemaRef ds:uri="http://schemas.microsoft.com/office/2006/metadata/properties"/>
+    <ds:schemaRef ds:uri="http://schemas.microsoft.com/office/infopath/2007/PartnerControls"/>
+    <ds:schemaRef ds:uri="0754e598-d92b-432a-bfc7-587b8d54ca5c"/>
+    <ds:schemaRef ds:uri="27a2ce00-e365-4280-9079-57f3c403b5f2"/>
+  </ds:schemaRefs>
+</ds:datastoreItem>
+</file>
+
+<file path=customXml/itemProps3.xml><?xml version="1.0" encoding="utf-8"?>
 <ds:datastoreItem xmlns:ds="http://schemas.openxmlformats.org/officeDocument/2006/customXml" ds:itemID="{27E0BC8D-D1AA-4066-9018-090B6C96D688}">
   <ds:schemaRefs>
     <ds:schemaRef ds:uri="http://schemas.microsoft.com/office/2006/metadata/contentType"/>
@@ -7103,25 +7134,6 @@
 </ds:datastoreItem>
 </file>
 
-<file path=customXml/itemProps2.xml><?xml version="1.0" encoding="utf-8"?>
-<ds:datastoreItem xmlns:ds="http://schemas.openxmlformats.org/officeDocument/2006/customXml" ds:itemID="{6198641B-C01A-4C21-B00E-85868DDA545C}">
-  <ds:schemaRefs>
-    <ds:schemaRef ds:uri="http://schemas.microsoft.com/office/2006/metadata/properties"/>
-    <ds:schemaRef ds:uri="http://schemas.microsoft.com/office/infopath/2007/PartnerControls"/>
-    <ds:schemaRef ds:uri="0754e598-d92b-432a-bfc7-587b8d54ca5c"/>
-    <ds:schemaRef ds:uri="27a2ce00-e365-4280-9079-57f3c403b5f2"/>
-  </ds:schemaRefs>
-</ds:datastoreItem>
-</file>
-
-<file path=customXml/itemProps3.xml><?xml version="1.0" encoding="utf-8"?>
-<ds:datastoreItem xmlns:ds="http://schemas.openxmlformats.org/officeDocument/2006/customXml" ds:itemID="{0C7CBB1F-6B38-43D6-993F-ECFF58FCAD3B}">
-  <ds:schemaRefs>
-    <ds:schemaRef ds:uri="http://schemas.openxmlformats.org/officeDocument/2006/bibliography"/>
-  </ds:schemaRefs>
-</ds:datastoreItem>
-</file>
-
 <file path=customXml/itemProps4.xml><?xml version="1.0" encoding="utf-8"?>
 <ds:datastoreItem xmlns:ds="http://schemas.openxmlformats.org/officeDocument/2006/customXml" ds:itemID="{1717B560-00C2-4FF0-9154-7896B15F0979}">
   <ds:schemaRefs>
